--- a/Coding 1 - year/Unit 5 - Functions and Modularity/Daily Lesson Plans/Word/Day 119.docx
+++ b/Coding 1 - year/Unit 5 - Functions and Modularity/Daily Lesson Plans/Word/Day 119.docx
@@ -50,12 +50,15 @@
               </w:rPr>
               <w:t xml:space="preserve">Coding I — Full Year</w:t>
             </w:r>
-          </w:p>
-          <w:p>
-            <w:pPr>
-              <w:spacing w:before="40"/>
-              <w:jc w:val="center"/>
-            </w:pPr>
+            <w:r>
+              <w:rPr>
+                <w:rFonts w:ascii="Arial" w:cs="Arial" w:eastAsia="Arial" w:hAnsi="Arial"/>
+                <w:sz w:val="16"/>
+                <w:szCs w:val="16"/>
+              </w:rPr>
+              <w:br/>
+              <w:t xml:space="preserve"/>
+            </w:r>
             <w:r>
               <w:rPr>
                 <w:rFonts w:ascii="Arial" w:cs="Arial" w:eastAsia="Arial" w:hAnsi="Arial"/>
@@ -83,7 +86,7 @@
           <w:rFonts w:ascii="Arial" w:cs="Arial" w:eastAsia="Arial" w:hAnsi="Arial"/>
           <w:b/>
           <w:bCs/>
-          <w:color w:val="1F3864"/>
+          <w:color w:val="2B5797"/>
           <w:sz w:val="32"/>
           <w:szCs w:val="32"/>
         </w:rPr>
@@ -261,9 +264,9 @@
               <w:right w:val="single" w:color="CCCCCC" w:sz="1"/>
             </w:tcBorders>
             <w:tcMar>
-              <w:top w:type="dxa" w:w="60"/>
+              <w:top w:type="dxa" w:w="80"/>
               <w:left w:type="dxa" w:w="120"/>
-              <w:bottom w:type="dxa" w:w="60"/>
+              <w:bottom w:type="dxa" w:w="80"/>
               <w:right w:type="dxa" w:w="120"/>
             </w:tcMar>
           </w:tcPr>
@@ -290,20 +293,147 @@
               <w:right w:val="single" w:color="CCCCCC" w:sz="1"/>
             </w:tcBorders>
             <w:tcMar>
-              <w:top w:type="dxa" w:w="60"/>
+              <w:top w:type="dxa" w:w="80"/>
               <w:left w:type="dxa" w:w="120"/>
-              <w:bottom w:type="dxa" w:w="60"/>
+              <w:bottom w:type="dxa" w:w="80"/>
               <w:right w:type="dxa" w:w="120"/>
             </w:tcMar>
           </w:tcPr>
           <w:p>
-            <w:r>
-              <w:rPr>
-                <w:rFonts w:ascii="Arial" w:cs="Arial" w:eastAsia="Arial" w:hAnsi="Arial"/>
-                <w:sz w:val="20"/>
-                <w:szCs w:val="20"/>
+            <w:pPr>
+              <w:spacing w:after="80" w:before="80"/>
+            </w:pPr>
+            <w:r>
+              <w:rPr>
+                <w:rFonts w:ascii="Arial" w:cs="Arial" w:eastAsia="Arial" w:hAnsi="Arial"/>
+                <w:b/>
+                <w:bCs/>
+                <w:i w:val="false"/>
+                <w:iCs w:val="false"/>
+                <w:color w:val="000000"/>
+                <w:sz w:val="22"/>
+                <w:szCs w:val="22"/>
               </w:rPr>
               <w:t xml:space="preserve">Bell Ringer / Review</w:t>
+            </w:r>
+            <w:r>
+              <w:rPr>
+                <w:rFonts w:ascii="Arial" w:cs="Arial" w:eastAsia="Arial" w:hAnsi="Arial"/>
+                <w:sz w:val="20"/>
+                <w:szCs w:val="20"/>
+              </w:rPr>
+              <w:br/>
+              <w:t xml:space="preserve"/>
+            </w:r>
+            <w:r>
+              <w:rPr>
+                <w:rFonts w:ascii="Arial" w:cs="Arial" w:eastAsia="Arial" w:hAnsi="Arial"/>
+                <w:sz w:val="20"/>
+                <w:szCs w:val="20"/>
+              </w:rPr>
+              <w:br/>
+              <w:t xml:space="preserve"/>
+            </w:r>
+            <w:r>
+              <w:rPr>
+                <w:rFonts w:ascii="Arial" w:cs="Arial" w:eastAsia="Arial" w:hAnsi="Arial"/>
+                <w:b/>
+                <w:bCs/>
+                <w:i w:val="false"/>
+                <w:iCs w:val="false"/>
+                <w:color w:val="000000"/>
+                <w:sz w:val="20"/>
+                <w:szCs w:val="20"/>
+              </w:rPr>
+              <w:t xml:space="preserve">Quick Write </w:t>
+            </w:r>
+            <w:r>
+              <w:rPr>
+                <w:rFonts w:ascii="Arial" w:cs="Arial" w:eastAsia="Arial" w:hAnsi="Arial"/>
+                <w:b w:val="false"/>
+                <w:bCs w:val="false"/>
+                <w:i w:val="false"/>
+                <w:iCs w:val="false"/>
+                <w:color w:val="000000"/>
+                <w:sz w:val="20"/>
+                <w:szCs w:val="20"/>
+              </w:rPr>
+              <w:t xml:space="preserve">(3 min — written or verbal):</w:t>
+            </w:r>
+            <w:r>
+              <w:rPr>
+                <w:rFonts w:ascii="Arial" w:cs="Arial" w:eastAsia="Arial" w:hAnsi="Arial"/>
+                <w:sz w:val="20"/>
+                <w:szCs w:val="20"/>
+              </w:rPr>
+              <w:br/>
+              <w:t xml:space="preserve"/>
+            </w:r>
+            <w:r>
+              <w:rPr>
+                <w:rFonts w:ascii="Arial" w:cs="Arial" w:eastAsia="Arial" w:hAnsi="Arial"/>
+                <w:b w:val="false"/>
+                <w:bCs w:val="false"/>
+                <w:i w:val="false"/>
+                <w:iCs w:val="false"/>
+                <w:color w:val="000000"/>
+                <w:sz w:val="20"/>
+                <w:szCs w:val="20"/>
+              </w:rPr>
+              <w:t xml:space="preserve">    In your own words: Demonstrate mastery of functions and modularity concepts on a formal assessment?</w:t>
+            </w:r>
+            <w:r>
+              <w:rPr>
+                <w:rFonts w:ascii="Arial" w:cs="Arial" w:eastAsia="Arial" w:hAnsi="Arial"/>
+                <w:sz w:val="20"/>
+                <w:szCs w:val="20"/>
+              </w:rPr>
+              <w:br/>
+              <w:t xml:space="preserve"/>
+            </w:r>
+            <w:r>
+              <w:rPr>
+                <w:rFonts w:ascii="Arial" w:cs="Arial" w:eastAsia="Arial" w:hAnsi="Arial"/>
+                <w:sz w:val="20"/>
+                <w:szCs w:val="20"/>
+              </w:rPr>
+              <w:br/>
+              <w:t xml:space="preserve"/>
+            </w:r>
+            <w:r>
+              <w:rPr>
+                <w:rFonts w:ascii="Arial" w:cs="Arial" w:eastAsia="Arial" w:hAnsi="Arial"/>
+                <w:b w:val="false"/>
+                <w:bCs w:val="false"/>
+                <w:i/>
+                <w:iCs/>
+                <w:color w:val="444444"/>
+                <w:sz w:val="20"/>
+                <w:szCs w:val="20"/>
+              </w:rPr>
+              <w:t xml:space="preserve">Today's Goal: By the end of class you will be able to demonstrate mastery of functions and modularity concepts on a formal assessment.</w:t>
+            </w:r>
+            <w:r>
+              <w:rPr>
+                <w:rFonts w:ascii="Arial" w:cs="Arial" w:eastAsia="Arial" w:hAnsi="Arial"/>
+                <w:sz w:val="20"/>
+                <w:szCs w:val="20"/>
+              </w:rPr>
+              <w:br/>
+              <w:t xml:space="preserve"/>
+            </w:r>
+            <w:r>
+              <w:rPr>
+                <w:rFonts w:ascii="Arial" w:cs="Arial" w:eastAsia="Arial" w:hAnsi="Arial"/>
+                <w:b w:val="false"/>
+                <w:bCs w:val="false"/>
+                <w:i/>
+                <w:iCs/>
+                <w:color w:val="555555"/>
+                <w:sz w:val="20"/>
+                <w:szCs w:val="20"/>
+              </w:rPr>
+              <w:t xml:space="preserve">→ Pair-share your response, then 2–3 students share with the class.</w:t>
             </w:r>
           </w:p>
         </w:tc>
@@ -319,9 +449,9 @@
               <w:right w:val="single" w:color="CCCCCC" w:sz="1"/>
             </w:tcBorders>
             <w:tcMar>
-              <w:top w:type="dxa" w:w="60"/>
+              <w:top w:type="dxa" w:w="80"/>
               <w:left w:type="dxa" w:w="120"/>
-              <w:bottom w:type="dxa" w:w="60"/>
+              <w:bottom w:type="dxa" w:w="80"/>
               <w:right w:type="dxa" w:w="120"/>
             </w:tcMar>
           </w:tcPr>
@@ -348,20 +478,164 @@
               <w:right w:val="single" w:color="CCCCCC" w:sz="1"/>
             </w:tcBorders>
             <w:tcMar>
-              <w:top w:type="dxa" w:w="60"/>
+              <w:top w:type="dxa" w:w="80"/>
               <w:left w:type="dxa" w:w="120"/>
-              <w:bottom w:type="dxa" w:w="60"/>
+              <w:bottom w:type="dxa" w:w="80"/>
               <w:right w:type="dxa" w:w="120"/>
             </w:tcMar>
           </w:tcPr>
           <w:p>
-            <w:r>
-              <w:rPr>
-                <w:rFonts w:ascii="Arial" w:cs="Arial" w:eastAsia="Arial" w:hAnsi="Arial"/>
-                <w:sz w:val="20"/>
-                <w:szCs w:val="20"/>
-              </w:rPr>
-              <w:t xml:space="preserve">Mini Lesson: Unit 5 Assessment</w:t>
+            <w:pPr>
+              <w:spacing w:after="80" w:before="80"/>
+            </w:pPr>
+            <w:r>
+              <w:rPr>
+                <w:rFonts w:ascii="Arial" w:cs="Arial" w:eastAsia="Arial" w:hAnsi="Arial"/>
+                <w:b/>
+                <w:bCs/>
+                <w:i w:val="false"/>
+                <w:iCs w:val="false"/>
+                <w:color w:val="000000"/>
+                <w:sz w:val="22"/>
+                <w:szCs w:val="22"/>
+              </w:rPr>
+              <w:t xml:space="preserve">Mini Lesson: </w:t>
+            </w:r>
+            <w:r>
+              <w:rPr>
+                <w:rFonts w:ascii="Arial" w:cs="Arial" w:eastAsia="Arial" w:hAnsi="Arial"/>
+                <w:b w:val="false"/>
+                <w:bCs w:val="false"/>
+                <w:i w:val="false"/>
+                <w:iCs w:val="false"/>
+                <w:color w:val="000000"/>
+                <w:sz w:val="22"/>
+                <w:szCs w:val="22"/>
+              </w:rPr>
+              <w:t xml:space="preserve">Unit 5 Assessment</w:t>
+            </w:r>
+            <w:r>
+              <w:rPr>
+                <w:rFonts w:ascii="Arial" w:cs="Arial" w:eastAsia="Arial" w:hAnsi="Arial"/>
+                <w:sz w:val="20"/>
+                <w:szCs w:val="20"/>
+              </w:rPr>
+              <w:br/>
+              <w:t xml:space="preserve"/>
+            </w:r>
+            <w:r>
+              <w:rPr>
+                <w:rFonts w:ascii="Arial" w:cs="Arial" w:eastAsia="Arial" w:hAnsi="Arial"/>
+                <w:sz w:val="20"/>
+                <w:szCs w:val="20"/>
+              </w:rPr>
+              <w:br/>
+              <w:t xml:space="preserve"/>
+            </w:r>
+            <w:r>
+              <w:rPr>
+                <w:rFonts w:ascii="Arial" w:cs="Arial" w:eastAsia="Arial" w:hAnsi="Arial"/>
+                <w:b/>
+                <w:bCs/>
+                <w:i/>
+                <w:iCs/>
+                <w:color w:val="000000"/>
+                <w:sz w:val="20"/>
+                <w:szCs w:val="20"/>
+              </w:rPr>
+              <w:t xml:space="preserve">Learning Target: </w:t>
+            </w:r>
+            <w:r>
+              <w:rPr>
+                <w:rFonts w:ascii="Arial" w:cs="Arial" w:eastAsia="Arial" w:hAnsi="Arial"/>
+                <w:b w:val="false"/>
+                <w:bCs w:val="false"/>
+                <w:i/>
+                <w:iCs/>
+                <w:color w:val="333333"/>
+                <w:sz w:val="20"/>
+                <w:szCs w:val="20"/>
+              </w:rPr>
+              <w:t xml:space="preserve">I can demonstrate mastery of functions and modularity concepts on a formal assessment.</w:t>
+            </w:r>
+            <w:r>
+              <w:rPr>
+                <w:rFonts w:ascii="Arial" w:cs="Arial" w:eastAsia="Arial" w:hAnsi="Arial"/>
+                <w:sz w:val="20"/>
+                <w:szCs w:val="20"/>
+              </w:rPr>
+              <w:br/>
+              <w:t xml:space="preserve"/>
+            </w:r>
+            <w:r>
+              <w:rPr>
+                <w:rFonts w:ascii="Arial" w:cs="Arial" w:eastAsia="Arial" w:hAnsi="Arial"/>
+                <w:sz w:val="20"/>
+                <w:szCs w:val="20"/>
+              </w:rPr>
+              <w:br/>
+              <w:t xml:space="preserve"/>
+            </w:r>
+            <w:r>
+              <w:rPr>
+                <w:rFonts w:ascii="Arial" w:cs="Arial" w:eastAsia="Arial" w:hAnsi="Arial"/>
+                <w:b/>
+                <w:bCs/>
+                <w:i/>
+                <w:iCs/>
+                <w:color w:val="555555"/>
+                <w:sz w:val="20"/>
+                <w:szCs w:val="20"/>
+              </w:rPr>
+              <w:t xml:space="preserve">→ Live Demo — </w:t>
+            </w:r>
+            <w:r>
+              <w:rPr>
+                <w:rFonts w:ascii="Arial" w:cs="Arial" w:eastAsia="Arial" w:hAnsi="Arial"/>
+                <w:b w:val="false"/>
+                <w:bCs w:val="false"/>
+                <w:i/>
+                <w:iCs/>
+                <w:color w:val="555555"/>
+                <w:sz w:val="20"/>
+                <w:szCs w:val="20"/>
+              </w:rPr>
+              <w:t xml:space="preserve">type examples as students follow along in their own editor.</w:t>
+            </w:r>
+            <w:r>
+              <w:rPr>
+                <w:rFonts w:ascii="Arial" w:cs="Arial" w:eastAsia="Arial" w:hAnsi="Arial"/>
+                <w:sz w:val="20"/>
+                <w:szCs w:val="20"/>
+              </w:rPr>
+              <w:br/>
+              <w:t xml:space="preserve"/>
+            </w:r>
+            <w:r>
+              <w:rPr>
+                <w:rFonts w:ascii="Arial" w:cs="Arial" w:eastAsia="Arial" w:hAnsi="Arial"/>
+                <w:b/>
+                <w:bCs/>
+                <w:i/>
+                <w:iCs/>
+                <w:color w:val="555555"/>
+                <w:sz w:val="20"/>
+                <w:szCs w:val="20"/>
+              </w:rPr>
+              <w:t xml:space="preserve">→ Check for Understanding: </w:t>
+            </w:r>
+            <w:r>
+              <w:rPr>
+                <w:rFonts w:ascii="Arial" w:cs="Arial" w:eastAsia="Arial" w:hAnsi="Arial"/>
+                <w:b w:val="false"/>
+                <w:bCs w:val="false"/>
+                <w:i/>
+                <w:iCs/>
+                <w:color w:val="555555"/>
+                <w:sz w:val="20"/>
+                <w:szCs w:val="20"/>
+              </w:rPr>
+              <w:t xml:space="preserve">pause and cold-call: “Can someone explain what we just did in their own words?”</w:t>
             </w:r>
           </w:p>
         </w:tc>
@@ -377,9 +651,9 @@
               <w:right w:val="single" w:color="CCCCCC" w:sz="1"/>
             </w:tcBorders>
             <w:tcMar>
-              <w:top w:type="dxa" w:w="60"/>
+              <w:top w:type="dxa" w:w="80"/>
               <w:left w:type="dxa" w:w="120"/>
-              <w:bottom w:type="dxa" w:w="60"/>
+              <w:bottom w:type="dxa" w:w="80"/>
               <w:right w:type="dxa" w:w="120"/>
             </w:tcMar>
           </w:tcPr>
@@ -392,7 +666,7 @@
                 <w:sz w:val="20"/>
                 <w:szCs w:val="20"/>
               </w:rPr>
-              <w:t xml:space="preserve">15-20 min</w:t>
+              <w:t xml:space="preserve">15–20 min</w:t>
             </w:r>
           </w:p>
         </w:tc>
@@ -406,20 +680,81 @@
               <w:right w:val="single" w:color="CCCCCC" w:sz="1"/>
             </w:tcBorders>
             <w:tcMar>
-              <w:top w:type="dxa" w:w="60"/>
+              <w:top w:type="dxa" w:w="80"/>
               <w:left w:type="dxa" w:w="120"/>
-              <w:bottom w:type="dxa" w:w="60"/>
+              <w:bottom w:type="dxa" w:w="80"/>
               <w:right w:type="dxa" w:w="120"/>
             </w:tcMar>
           </w:tcPr>
           <w:p>
-            <w:r>
-              <w:rPr>
-                <w:rFonts w:ascii="Arial" w:cs="Arial" w:eastAsia="Arial" w:hAnsi="Arial"/>
-                <w:sz w:val="20"/>
-                <w:szCs w:val="20"/>
+            <w:pPr>
+              <w:spacing w:after="80" w:before="80"/>
+            </w:pPr>
+            <w:r>
+              <w:rPr>
+                <w:rFonts w:ascii="Arial" w:cs="Arial" w:eastAsia="Arial" w:hAnsi="Arial"/>
+                <w:b/>
+                <w:bCs/>
+                <w:i w:val="false"/>
+                <w:iCs w:val="false"/>
+                <w:color w:val="000000"/>
+                <w:sz w:val="22"/>
+                <w:szCs w:val="22"/>
               </w:rPr>
               <w:t xml:space="preserve">Independent Practice / Code Along</w:t>
+            </w:r>
+            <w:r>
+              <w:rPr>
+                <w:rFonts w:ascii="Arial" w:cs="Arial" w:eastAsia="Arial" w:hAnsi="Arial"/>
+                <w:sz w:val="20"/>
+                <w:szCs w:val="20"/>
+              </w:rPr>
+              <w:br/>
+              <w:t xml:space="preserve"/>
+            </w:r>
+            <w:r>
+              <w:rPr>
+                <w:rFonts w:ascii="Arial" w:cs="Arial" w:eastAsia="Arial" w:hAnsi="Arial"/>
+                <w:b w:val="false"/>
+                <w:bCs w:val="false"/>
+                <w:i w:val="false"/>
+                <w:iCs w:val="false"/>
+                <w:color w:val="000000"/>
+                <w:sz w:val="20"/>
+                <w:szCs w:val="20"/>
+              </w:rPr>
+              <w:t xml:space="preserve">    Work through problems from the day's exercise set.</w:t>
+            </w:r>
+            <w:r>
+              <w:rPr>
+                <w:rFonts w:ascii="Arial" w:cs="Arial" w:eastAsia="Arial" w:hAnsi="Arial"/>
+                <w:sz w:val="20"/>
+                <w:szCs w:val="20"/>
+              </w:rPr>
+              <w:br/>
+              <w:t xml:space="preserve"/>
+            </w:r>
+            <w:r>
+              <w:rPr>
+                <w:rFonts w:ascii="Arial" w:cs="Arial" w:eastAsia="Arial" w:hAnsi="Arial"/>
+                <w:sz w:val="20"/>
+                <w:szCs w:val="20"/>
+              </w:rPr>
+              <w:br/>
+              <w:t xml:space="preserve"/>
+            </w:r>
+            <w:r>
+              <w:rPr>
+                <w:rFonts w:ascii="Arial" w:cs="Arial" w:eastAsia="Arial" w:hAnsi="Arial"/>
+                <w:b w:val="false"/>
+                <w:bCs w:val="false"/>
+                <w:i/>
+                <w:iCs/>
+                <w:color w:val="555555"/>
+                <w:sz w:val="20"/>
+                <w:szCs w:val="20"/>
+              </w:rPr>
+              <w:t xml:space="preserve">→ Teacher circulates — offer hints, check for understanding.</w:t>
             </w:r>
           </w:p>
         </w:tc>
@@ -435,9 +770,9 @@
               <w:right w:val="single" w:color="CCCCCC" w:sz="1"/>
             </w:tcBorders>
             <w:tcMar>
-              <w:top w:type="dxa" w:w="60"/>
+              <w:top w:type="dxa" w:w="80"/>
               <w:left w:type="dxa" w:w="120"/>
-              <w:bottom w:type="dxa" w:w="60"/>
+              <w:bottom w:type="dxa" w:w="80"/>
               <w:right w:type="dxa" w:w="120"/>
             </w:tcMar>
           </w:tcPr>
@@ -464,20 +799,90 @@
               <w:right w:val="single" w:color="CCCCCC" w:sz="1"/>
             </w:tcBorders>
             <w:tcMar>
-              <w:top w:type="dxa" w:w="60"/>
+              <w:top w:type="dxa" w:w="80"/>
               <w:left w:type="dxa" w:w="120"/>
-              <w:bottom w:type="dxa" w:w="60"/>
+              <w:bottom w:type="dxa" w:w="80"/>
               <w:right w:type="dxa" w:w="120"/>
             </w:tcMar>
           </w:tcPr>
           <w:p>
-            <w:r>
-              <w:rPr>
-                <w:rFonts w:ascii="Arial" w:cs="Arial" w:eastAsia="Arial" w:hAnsi="Arial"/>
-                <w:sz w:val="20"/>
-                <w:szCs w:val="20"/>
+            <w:pPr>
+              <w:spacing w:after="80" w:before="80"/>
+            </w:pPr>
+            <w:r>
+              <w:rPr>
+                <w:rFonts w:ascii="Arial" w:cs="Arial" w:eastAsia="Arial" w:hAnsi="Arial"/>
+                <w:b/>
+                <w:bCs/>
+                <w:i w:val="false"/>
+                <w:iCs w:val="false"/>
+                <w:color w:val="000000"/>
+                <w:sz w:val="22"/>
+                <w:szCs w:val="22"/>
               </w:rPr>
               <w:t xml:space="preserve">Exit Ticket / Wrap-Up</w:t>
+            </w:r>
+            <w:r>
+              <w:rPr>
+                <w:rFonts w:ascii="Arial" w:cs="Arial" w:eastAsia="Arial" w:hAnsi="Arial"/>
+                <w:sz w:val="20"/>
+                <w:szCs w:val="20"/>
+              </w:rPr>
+              <w:br/>
+              <w:t xml:space="preserve"/>
+            </w:r>
+            <w:r>
+              <w:rPr>
+                <w:rFonts w:ascii="Arial" w:cs="Arial" w:eastAsia="Arial" w:hAnsi="Arial"/>
+                <w:sz w:val="20"/>
+                <w:szCs w:val="20"/>
+              </w:rPr>
+              <w:br/>
+              <w:t xml:space="preserve"/>
+            </w:r>
+            <w:r>
+              <w:rPr>
+                <w:rFonts w:ascii="Arial" w:cs="Arial" w:eastAsia="Arial" w:hAnsi="Arial"/>
+                <w:b w:val="false"/>
+                <w:bCs w:val="false"/>
+                <w:i w:val="false"/>
+                <w:iCs w:val="false"/>
+                <w:color w:val="000000"/>
+                <w:sz w:val="20"/>
+                <w:szCs w:val="20"/>
+              </w:rPr>
+              <w:t xml:space="preserve">Quick Check: Demonstrate mastery of functions and modularity concepts on a formal assessment?</w:t>
+            </w:r>
+            <w:r>
+              <w:rPr>
+                <w:rFonts w:ascii="Arial" w:cs="Arial" w:eastAsia="Arial" w:hAnsi="Arial"/>
+                <w:sz w:val="20"/>
+                <w:szCs w:val="20"/>
+              </w:rPr>
+              <w:br/>
+              <w:t xml:space="preserve"/>
+            </w:r>
+            <w:r>
+              <w:rPr>
+                <w:rFonts w:ascii="Arial" w:cs="Arial" w:eastAsia="Arial" w:hAnsi="Arial"/>
+                <w:sz w:val="20"/>
+                <w:szCs w:val="20"/>
+              </w:rPr>
+              <w:br/>
+              <w:t xml:space="preserve"/>
+            </w:r>
+            <w:r>
+              <w:rPr>
+                <w:rFonts w:ascii="Arial" w:cs="Arial" w:eastAsia="Arial" w:hAnsi="Arial"/>
+                <w:b w:val="false"/>
+                <w:bCs w:val="false"/>
+                <w:i/>
+                <w:iCs/>
+                <w:color w:val="555555"/>
+                <w:sz w:val="20"/>
+                <w:szCs w:val="20"/>
+              </w:rPr>
+              <w:t xml:space="preserve">→ 3–2–1: Name 3 things learned, 2 new vocab words, 1 question you still have.</w:t>
             </w:r>
           </w:p>
         </w:tc>

--- a/Coding 1 - year/Unit 5 - Functions and Modularity/Daily Lesson Plans/Word/Day 119.docx
+++ b/Coding 1 - year/Unit 5 - Functions and Modularity/Daily Lesson Plans/Word/Day 119.docx
@@ -380,7 +380,7 @@
                 <w:sz w:val="20"/>
                 <w:szCs w:val="20"/>
               </w:rPr>
-              <w:t xml:space="preserve">    In your own words: Demonstrate mastery of functions and modularity concepts on a formal assessment?</w:t>
+              <w:t xml:space="preserve">    What do you think are the most important parts of Unit 5 Assessment to demonstrate well? Why?</w:t>
             </w:r>
             <w:r>
               <w:rPr>
@@ -411,7 +411,7 @@
                 <w:sz w:val="20"/>
                 <w:szCs w:val="20"/>
               </w:rPr>
-              <w:t xml:space="preserve">Today's Goal: By the end of class you will be able to demonstrate mastery of functions and modularity concepts on a formal assessment.</w:t>
+              <w:t xml:space="preserve">Today’s Goal: By the end of class you will be able to demonstrate mastery of functions and modularity concepts on a formal assessment.</w:t>
             </w:r>
             <w:r>
               <w:rPr>
@@ -851,7 +851,7 @@
                 <w:sz w:val="20"/>
                 <w:szCs w:val="20"/>
               </w:rPr>
-              <w:t xml:space="preserve">Quick Check: Demonstrate mastery of functions and modularity concepts on a formal assessment?</w:t>
+              <w:t xml:space="preserve">If you had to teach Unit 5 Assessment to a classmate, what's the #1 thing you'd make sure they understand?</w:t>
             </w:r>
             <w:r>
               <w:rPr>

--- a/Coding 1 - year/Unit 5 - Functions and Modularity/Daily Lesson Plans/Word/Day 119.docx
+++ b/Coding 1 - year/Unit 5 - Functions and Modularity/Daily Lesson Plans/Word/Day 119.docx
@@ -403,6 +403,72 @@
             <w:r>
               <w:rPr>
                 <w:rFonts w:ascii="Arial" w:cs="Arial" w:eastAsia="Arial" w:hAnsi="Arial"/>
+                <w:b/>
+                <w:bCs/>
+                <w:i w:val="false"/>
+                <w:iCs w:val="false"/>
+                <w:color w:val="000000"/>
+                <w:sz w:val="20"/>
+                <w:szCs w:val="20"/>
+              </w:rPr>
+              <w:t xml:space="preserve">Vocabulary Preview — </w:t>
+            </w:r>
+            <w:r>
+              <w:rPr>
+                <w:rFonts w:ascii="Arial" w:cs="Arial" w:eastAsia="Arial" w:hAnsi="Arial"/>
+                <w:b w:val="false"/>
+                <w:bCs w:val="false"/>
+                <w:i w:val="false"/>
+                <w:iCs w:val="false"/>
+                <w:color w:val="000000"/>
+                <w:sz w:val="20"/>
+                <w:szCs w:val="20"/>
+              </w:rPr>
+              <w:t xml:space="preserve">terms we'll use today:</w:t>
+            </w:r>
+            <w:r>
+              <w:rPr>
+                <w:rFonts w:ascii="Arial" w:cs="Arial" w:eastAsia="Arial" w:hAnsi="Arial"/>
+                <w:sz w:val="20"/>
+                <w:szCs w:val="20"/>
+              </w:rPr>
+              <w:br/>
+              <w:t xml:space="preserve"/>
+            </w:r>
+            <w:r>
+              <w:rPr>
+                <w:rFonts w:ascii="Arial" w:cs="Arial" w:eastAsia="Arial" w:hAnsi="Arial"/>
+                <w:b w:val="false"/>
+                <w:bCs w:val="false"/>
+                <w:i w:val="false"/>
+                <w:iCs w:val="false"/>
+                <w:color w:val="000000"/>
+                <w:sz w:val="20"/>
+                <w:szCs w:val="20"/>
+              </w:rPr>
+              <w:t xml:space="preserve">    • formal assessment   •   Format   •   Time   •   Materials   •   Functions   •   Scope</w:t>
+            </w:r>
+            <w:r>
+              <w:rPr>
+                <w:rFonts w:ascii="Arial" w:cs="Arial" w:eastAsia="Arial" w:hAnsi="Arial"/>
+                <w:sz w:val="20"/>
+                <w:szCs w:val="20"/>
+              </w:rPr>
+              <w:br/>
+              <w:t xml:space="preserve"/>
+            </w:r>
+            <w:r>
+              <w:rPr>
+                <w:rFonts w:ascii="Arial" w:cs="Arial" w:eastAsia="Arial" w:hAnsi="Arial"/>
+                <w:sz w:val="20"/>
+                <w:szCs w:val="20"/>
+              </w:rPr>
+              <w:br/>
+              <w:t xml:space="preserve"/>
+            </w:r>
+            <w:r>
+              <w:rPr>
+                <w:rFonts w:ascii="Arial" w:cs="Arial" w:eastAsia="Arial" w:hAnsi="Arial"/>
                 <w:b w:val="false"/>
                 <w:bCs w:val="false"/>
                 <w:i/>
@@ -579,6 +645,310 @@
             <w:r>
               <w:rPr>
                 <w:rFonts w:ascii="Arial" w:cs="Arial" w:eastAsia="Arial" w:hAnsi="Arial"/>
+                <w:b w:val="false"/>
+                <w:bCs w:val="false"/>
+                <w:i w:val="false"/>
+                <w:iCs w:val="false"/>
+                <w:color w:val="000000"/>
+                <w:sz w:val="20"/>
+                <w:szCs w:val="20"/>
+              </w:rPr>
+              <w:t xml:space="preserve">This is a formal assessment of Unit 5. It tests your understanding of:</w:t>
+            </w:r>
+            <w:r>
+              <w:rPr>
+                <w:rFonts w:ascii="Arial" w:cs="Arial" w:eastAsia="Arial" w:hAnsi="Arial"/>
+                <w:sz w:val="20"/>
+                <w:szCs w:val="20"/>
+              </w:rPr>
+              <w:br/>
+              <w:t xml:space="preserve"/>
+            </w:r>
+            <w:r>
+              <w:rPr>
+                <w:rFonts w:ascii="Arial" w:cs="Arial" w:eastAsia="Arial" w:hAnsi="Arial"/>
+                <w:b w:val="false"/>
+                <w:bCs w:val="false"/>
+                <w:i w:val="false"/>
+                <w:iCs w:val="false"/>
+                <w:color w:val="000000"/>
+                <w:sz w:val="20"/>
+                <w:szCs w:val="20"/>
+              </w:rPr>
+              <w:t xml:space="preserve">Format: Multiple choice, short answer, and coding problems</w:t>
+            </w:r>
+            <w:r>
+              <w:rPr>
+                <w:rFonts w:ascii="Arial" w:cs="Arial" w:eastAsia="Arial" w:hAnsi="Arial"/>
+                <w:sz w:val="20"/>
+                <w:szCs w:val="20"/>
+              </w:rPr>
+              <w:br/>
+              <w:t xml:space="preserve"/>
+            </w:r>
+            <w:r>
+              <w:rPr>
+                <w:rFonts w:ascii="Arial" w:cs="Arial" w:eastAsia="Arial" w:hAnsi="Arial"/>
+                <w:sz w:val="20"/>
+                <w:szCs w:val="20"/>
+              </w:rPr>
+              <w:br/>
+              <w:t xml:space="preserve"/>
+            </w:r>
+            <w:r>
+              <w:rPr>
+                <w:rFonts w:ascii="Arial" w:cs="Arial" w:eastAsia="Arial" w:hAnsi="Arial"/>
+                <w:b/>
+                <w:bCs/>
+                <w:i w:val="false"/>
+                <w:iCs w:val="false"/>
+                <w:color w:val="000000"/>
+                <w:sz w:val="20"/>
+                <w:szCs w:val="20"/>
+              </w:rPr>
+              <w:t xml:space="preserve">Key Concepts:</w:t>
+            </w:r>
+            <w:r>
+              <w:rPr>
+                <w:rFonts w:ascii="Arial" w:cs="Arial" w:eastAsia="Arial" w:hAnsi="Arial"/>
+                <w:sz w:val="20"/>
+                <w:szCs w:val="20"/>
+              </w:rPr>
+              <w:br/>
+              <w:t xml:space="preserve"/>
+            </w:r>
+            <w:r>
+              <w:rPr>
+                <w:rFonts w:ascii="Arial" w:cs="Arial" w:eastAsia="Arial" w:hAnsi="Arial"/>
+                <w:b w:val="false"/>
+                <w:bCs w:val="false"/>
+                <w:i w:val="false"/>
+                <w:iCs w:val="false"/>
+                <w:color w:val="000000"/>
+                <w:sz w:val="20"/>
+                <w:szCs w:val="20"/>
+              </w:rPr>
+              <w:t xml:space="preserve">    • Function definition and calling</w:t>
+            </w:r>
+            <w:r>
+              <w:rPr>
+                <w:rFonts w:ascii="Arial" w:cs="Arial" w:eastAsia="Arial" w:hAnsi="Arial"/>
+                <w:sz w:val="20"/>
+                <w:szCs w:val="20"/>
+              </w:rPr>
+              <w:br/>
+              <w:t xml:space="preserve"/>
+            </w:r>
+            <w:r>
+              <w:rPr>
+                <w:rFonts w:ascii="Arial" w:cs="Arial" w:eastAsia="Arial" w:hAnsi="Arial"/>
+                <w:b w:val="false"/>
+                <w:bCs w:val="false"/>
+                <w:i w:val="false"/>
+                <w:iCs w:val="false"/>
+                <w:color w:val="000000"/>
+                <w:sz w:val="20"/>
+                <w:szCs w:val="20"/>
+              </w:rPr>
+              <w:t xml:space="preserve">    • Parameters and arguments</w:t>
+            </w:r>
+            <w:r>
+              <w:rPr>
+                <w:rFonts w:ascii="Arial" w:cs="Arial" w:eastAsia="Arial" w:hAnsi="Arial"/>
+                <w:sz w:val="20"/>
+                <w:szCs w:val="20"/>
+              </w:rPr>
+              <w:br/>
+              <w:t xml:space="preserve"/>
+            </w:r>
+            <w:r>
+              <w:rPr>
+                <w:rFonts w:ascii="Arial" w:cs="Arial" w:eastAsia="Arial" w:hAnsi="Arial"/>
+                <w:b w:val="false"/>
+                <w:bCs w:val="false"/>
+                <w:i w:val="false"/>
+                <w:iCs w:val="false"/>
+                <w:color w:val="000000"/>
+                <w:sz w:val="20"/>
+                <w:szCs w:val="20"/>
+              </w:rPr>
+              <w:t xml:space="preserve">    • Return values</w:t>
+            </w:r>
+            <w:r>
+              <w:rPr>
+                <w:rFonts w:ascii="Arial" w:cs="Arial" w:eastAsia="Arial" w:hAnsi="Arial"/>
+                <w:sz w:val="20"/>
+                <w:szCs w:val="20"/>
+              </w:rPr>
+              <w:br/>
+              <w:t xml:space="preserve"/>
+            </w:r>
+            <w:r>
+              <w:rPr>
+                <w:rFonts w:ascii="Arial" w:cs="Arial" w:eastAsia="Arial" w:hAnsi="Arial"/>
+                <w:b w:val="false"/>
+                <w:bCs w:val="false"/>
+                <w:i w:val="false"/>
+                <w:iCs w:val="false"/>
+                <w:color w:val="000000"/>
+                <w:sz w:val="20"/>
+                <w:szCs w:val="20"/>
+              </w:rPr>
+              <w:t xml:space="preserve">    • Variable scope</w:t>
+            </w:r>
+            <w:r>
+              <w:rPr>
+                <w:rFonts w:ascii="Arial" w:cs="Arial" w:eastAsia="Arial" w:hAnsi="Arial"/>
+                <w:sz w:val="20"/>
+                <w:szCs w:val="20"/>
+              </w:rPr>
+              <w:br/>
+              <w:t xml:space="preserve"/>
+            </w:r>
+            <w:r>
+              <w:rPr>
+                <w:rFonts w:ascii="Arial" w:cs="Arial" w:eastAsia="Arial" w:hAnsi="Arial"/>
+                <w:b w:val="false"/>
+                <w:bCs w:val="false"/>
+                <w:i w:val="false"/>
+                <w:iCs w:val="false"/>
+                <w:color w:val="000000"/>
+                <w:sz w:val="20"/>
+                <w:szCs w:val="20"/>
+              </w:rPr>
+              <w:t xml:space="preserve">    • Function composition</w:t>
+            </w:r>
+            <w:r>
+              <w:rPr>
+                <w:rFonts w:ascii="Arial" w:cs="Arial" w:eastAsia="Arial" w:hAnsi="Arial"/>
+                <w:sz w:val="20"/>
+                <w:szCs w:val="20"/>
+              </w:rPr>
+              <w:br/>
+              <w:t xml:space="preserve"/>
+            </w:r>
+            <w:r>
+              <w:rPr>
+                <w:rFonts w:ascii="Arial" w:cs="Arial" w:eastAsia="Arial" w:hAnsi="Arial"/>
+                <w:b w:val="false"/>
+                <w:bCs w:val="false"/>
+                <w:i w:val="false"/>
+                <w:iCs w:val="false"/>
+                <w:color w:val="000000"/>
+                <w:sz w:val="20"/>
+                <w:szCs w:val="20"/>
+              </w:rPr>
+              <w:t xml:space="preserve">    • Modular design and main() pattern</w:t>
+            </w:r>
+            <w:r>
+              <w:rPr>
+                <w:rFonts w:ascii="Arial" w:cs="Arial" w:eastAsia="Arial" w:hAnsi="Arial"/>
+                <w:sz w:val="20"/>
+                <w:szCs w:val="20"/>
+              </w:rPr>
+              <w:br/>
+              <w:t xml:space="preserve"/>
+            </w:r>
+            <w:r>
+              <w:rPr>
+                <w:rFonts w:ascii="Arial" w:cs="Arial" w:eastAsia="Arial" w:hAnsi="Arial"/>
+                <w:b w:val="false"/>
+                <w:bCs w:val="false"/>
+                <w:i w:val="false"/>
+                <w:iCs w:val="false"/>
+                <w:color w:val="000000"/>
+                <w:sz w:val="20"/>
+                <w:szCs w:val="20"/>
+              </w:rPr>
+              <w:t xml:space="preserve">    • Basic syntax, vocabulary, common patterns</w:t>
+            </w:r>
+            <w:r>
+              <w:rPr>
+                <w:rFonts w:ascii="Arial" w:cs="Arial" w:eastAsia="Arial" w:hAnsi="Arial"/>
+                <w:sz w:val="20"/>
+                <w:szCs w:val="20"/>
+              </w:rPr>
+              <w:br/>
+              <w:t xml:space="preserve"/>
+            </w:r>
+            <w:r>
+              <w:rPr>
+                <w:rFonts w:ascii="Arial" w:cs="Arial" w:eastAsia="Arial" w:hAnsi="Arial"/>
+                <w:b w:val="false"/>
+                <w:bCs w:val="false"/>
+                <w:i w:val="false"/>
+                <w:iCs w:val="false"/>
+                <w:color w:val="000000"/>
+                <w:sz w:val="20"/>
+                <w:szCs w:val="20"/>
+              </w:rPr>
+              <w:t xml:space="preserve">    • Explain concepts, predict output, identify errors</w:t>
+            </w:r>
+            <w:r>
+              <w:rPr>
+                <w:rFonts w:ascii="Arial" w:cs="Arial" w:eastAsia="Arial" w:hAnsi="Arial"/>
+                <w:sz w:val="20"/>
+                <w:szCs w:val="20"/>
+              </w:rPr>
+              <w:br/>
+              <w:t xml:space="preserve"/>
+            </w:r>
+            <w:r>
+              <w:rPr>
+                <w:rFonts w:ascii="Arial" w:cs="Arial" w:eastAsia="Arial" w:hAnsi="Arial"/>
+                <w:sz w:val="20"/>
+                <w:szCs w:val="20"/>
+              </w:rPr>
+              <w:br/>
+              <w:t xml:space="preserve"/>
+            </w:r>
+            <w:r>
+              <w:rPr>
+                <w:rFonts w:ascii="Arial" w:cs="Arial" w:eastAsia="Arial" w:hAnsi="Arial"/>
+                <w:b/>
+                <w:bCs/>
+                <w:i w:val="false"/>
+                <w:iCs w:val="false"/>
+                <w:color w:val="000000"/>
+                <w:sz w:val="20"/>
+                <w:szCs w:val="20"/>
+              </w:rPr>
+              <w:t xml:space="preserve">Vocabulary: </w:t>
+            </w:r>
+            <w:r>
+              <w:rPr>
+                <w:rFonts w:ascii="Arial" w:cs="Arial" w:eastAsia="Arial" w:hAnsi="Arial"/>
+                <w:b w:val="false"/>
+                <w:bCs w:val="false"/>
+                <w:i w:val="false"/>
+                <w:iCs w:val="false"/>
+                <w:color w:val="000000"/>
+                <w:sz w:val="20"/>
+                <w:szCs w:val="20"/>
+              </w:rPr>
+              <w:t xml:space="preserve">formal assessment, Format, Time, Materials, Functions, Scope</w:t>
+            </w:r>
+            <w:r>
+              <w:rPr>
+                <w:rFonts w:ascii="Arial" w:cs="Arial" w:eastAsia="Arial" w:hAnsi="Arial"/>
+                <w:sz w:val="20"/>
+                <w:szCs w:val="20"/>
+              </w:rPr>
+              <w:br/>
+              <w:t xml:space="preserve"/>
+            </w:r>
+            <w:r>
+              <w:rPr>
+                <w:rFonts w:ascii="Arial" w:cs="Arial" w:eastAsia="Arial" w:hAnsi="Arial"/>
+                <w:sz w:val="20"/>
+                <w:szCs w:val="20"/>
+              </w:rPr>
+              <w:br/>
+              <w:t xml:space="preserve"/>
+            </w:r>
+            <w:r>
+              <w:rPr>
+                <w:rFonts w:ascii="Arial" w:cs="Arial" w:eastAsia="Arial" w:hAnsi="Arial"/>
                 <w:b/>
                 <w:bCs/>
                 <w:i/>
@@ -723,7 +1093,29 @@
                 <w:sz w:val="20"/>
                 <w:szCs w:val="20"/>
               </w:rPr>
-              <w:t xml:space="preserve">    Work through problems from the day's exercise set.</w:t>
+              <w:t xml:space="preserve">    Students complete the assessment independently.</w:t>
+            </w:r>
+            <w:r>
+              <w:rPr>
+                <w:rFonts w:ascii="Arial" w:cs="Arial" w:eastAsia="Arial" w:hAnsi="Arial"/>
+                <w:sz w:val="20"/>
+                <w:szCs w:val="20"/>
+              </w:rPr>
+              <w:br/>
+              <w:t xml:space="preserve"/>
+            </w:r>
+            <w:r>
+              <w:rPr>
+                <w:rFonts w:ascii="Arial" w:cs="Arial" w:eastAsia="Arial" w:hAnsi="Arial"/>
+                <w:b w:val="false"/>
+                <w:bCs w:val="false"/>
+                <w:i w:val="false"/>
+                <w:iCs w:val="false"/>
+                <w:color w:val="000000"/>
+                <w:sz w:val="20"/>
+                <w:szCs w:val="20"/>
+              </w:rPr>
+              <w:t xml:space="preserve">    Remind students to check their work before submitting.</w:t>
             </w:r>
             <w:r>
               <w:rPr>
@@ -891,6 +1283,1900 @@
     <w:p>
       <w:pPr>
         <w:spacing w:after="200"/>
+      </w:pPr>
+    </w:p>
+    <w:p>
+      <w:pPr>
+        <w:pBdr>
+          <w:bottom w:val="single" w:color="2B5797" w:sz="4" w:space="4"/>
+        </w:pBdr>
+        <w:spacing w:after="100" w:before="120"/>
+      </w:pPr>
+      <w:r>
+        <w:rPr>
+          <w:rFonts w:ascii="Arial" w:cs="Arial" w:eastAsia="Arial" w:hAnsi="Arial"/>
+          <w:b/>
+          <w:bCs/>
+          <w:color w:val="2B5797"/>
+          <w:sz w:val="24"/>
+          <w:szCs w:val="24"/>
+        </w:rPr>
+        <w:t xml:space="preserve">Key Concepts</w:t>
+      </w:r>
+    </w:p>
+    <w:p>
+      <w:pPr>
+        <w:spacing w:after="60"/>
+      </w:pPr>
+      <w:r>
+        <w:rPr>
+          <w:rFonts w:ascii="Arial" w:cs="Arial" w:eastAsia="Arial" w:hAnsi="Arial"/>
+          <w:sz w:val="20"/>
+          <w:szCs w:val="20"/>
+        </w:rPr>
+        <w:t xml:space="preserve">This is a formal assessment of Unit 5. It tests your understanding of:</w:t>
+      </w:r>
+    </w:p>
+    <w:p>
+      <w:pPr>
+        <w:spacing w:after="60"/>
+        <w:ind w:left="360"/>
+      </w:pPr>
+      <w:r>
+        <w:rPr>
+          <w:rFonts w:ascii="Arial" w:cs="Arial" w:eastAsia="Arial" w:hAnsi="Arial"/>
+          <w:sz w:val="20"/>
+          <w:szCs w:val="20"/>
+        </w:rPr>
+        <w:t xml:space="preserve">• </w:t>
+      </w:r>
+      <w:r>
+        <w:rPr>
+          <w:rFonts w:ascii="Arial" w:cs="Arial" w:eastAsia="Arial" w:hAnsi="Arial"/>
+          <w:sz w:val="20"/>
+          <w:szCs w:val="20"/>
+        </w:rPr>
+        <w:t xml:space="preserve">Function definition and calling</w:t>
+      </w:r>
+    </w:p>
+    <w:p>
+      <w:pPr>
+        <w:spacing w:after="60"/>
+        <w:ind w:left="360"/>
+      </w:pPr>
+      <w:r>
+        <w:rPr>
+          <w:rFonts w:ascii="Arial" w:cs="Arial" w:eastAsia="Arial" w:hAnsi="Arial"/>
+          <w:sz w:val="20"/>
+          <w:szCs w:val="20"/>
+        </w:rPr>
+        <w:t xml:space="preserve">• </w:t>
+      </w:r>
+      <w:r>
+        <w:rPr>
+          <w:rFonts w:ascii="Arial" w:cs="Arial" w:eastAsia="Arial" w:hAnsi="Arial"/>
+          <w:sz w:val="20"/>
+          <w:szCs w:val="20"/>
+        </w:rPr>
+        <w:t xml:space="preserve">Parameters and arguments</w:t>
+      </w:r>
+    </w:p>
+    <w:p>
+      <w:pPr>
+        <w:spacing w:after="60"/>
+        <w:ind w:left="360"/>
+      </w:pPr>
+      <w:r>
+        <w:rPr>
+          <w:rFonts w:ascii="Arial" w:cs="Arial" w:eastAsia="Arial" w:hAnsi="Arial"/>
+          <w:sz w:val="20"/>
+          <w:szCs w:val="20"/>
+        </w:rPr>
+        <w:t xml:space="preserve">• </w:t>
+      </w:r>
+      <w:r>
+        <w:rPr>
+          <w:rFonts w:ascii="Arial" w:cs="Arial" w:eastAsia="Arial" w:hAnsi="Arial"/>
+          <w:sz w:val="20"/>
+          <w:szCs w:val="20"/>
+        </w:rPr>
+        <w:t xml:space="preserve">Return values</w:t>
+      </w:r>
+    </w:p>
+    <w:p>
+      <w:pPr>
+        <w:spacing w:after="60"/>
+        <w:ind w:left="360"/>
+      </w:pPr>
+      <w:r>
+        <w:rPr>
+          <w:rFonts w:ascii="Arial" w:cs="Arial" w:eastAsia="Arial" w:hAnsi="Arial"/>
+          <w:sz w:val="20"/>
+          <w:szCs w:val="20"/>
+        </w:rPr>
+        <w:t xml:space="preserve">• </w:t>
+      </w:r>
+      <w:r>
+        <w:rPr>
+          <w:rFonts w:ascii="Arial" w:cs="Arial" w:eastAsia="Arial" w:hAnsi="Arial"/>
+          <w:sz w:val="20"/>
+          <w:szCs w:val="20"/>
+        </w:rPr>
+        <w:t xml:space="preserve">Variable scope</w:t>
+      </w:r>
+    </w:p>
+    <w:p>
+      <w:pPr>
+        <w:spacing w:after="60"/>
+        <w:ind w:left="360"/>
+      </w:pPr>
+      <w:r>
+        <w:rPr>
+          <w:rFonts w:ascii="Arial" w:cs="Arial" w:eastAsia="Arial" w:hAnsi="Arial"/>
+          <w:sz w:val="20"/>
+          <w:szCs w:val="20"/>
+        </w:rPr>
+        <w:t xml:space="preserve">• </w:t>
+      </w:r>
+      <w:r>
+        <w:rPr>
+          <w:rFonts w:ascii="Arial" w:cs="Arial" w:eastAsia="Arial" w:hAnsi="Arial"/>
+          <w:sz w:val="20"/>
+          <w:szCs w:val="20"/>
+        </w:rPr>
+        <w:t xml:space="preserve">Function composition</w:t>
+      </w:r>
+    </w:p>
+    <w:p>
+      <w:pPr>
+        <w:spacing w:after="60"/>
+        <w:ind w:left="360"/>
+      </w:pPr>
+      <w:r>
+        <w:rPr>
+          <w:rFonts w:ascii="Arial" w:cs="Arial" w:eastAsia="Arial" w:hAnsi="Arial"/>
+          <w:sz w:val="20"/>
+          <w:szCs w:val="20"/>
+        </w:rPr>
+        <w:t xml:space="preserve">• </w:t>
+      </w:r>
+      <w:r>
+        <w:rPr>
+          <w:rFonts w:ascii="Arial" w:cs="Arial" w:eastAsia="Arial" w:hAnsi="Arial"/>
+          <w:sz w:val="20"/>
+          <w:szCs w:val="20"/>
+        </w:rPr>
+        <w:t xml:space="preserve">Modular design and main() pattern</w:t>
+      </w:r>
+    </w:p>
+    <w:p>
+      <w:pPr>
+        <w:spacing w:after="60"/>
+      </w:pPr>
+      <w:r>
+        <w:rPr>
+          <w:rFonts w:ascii="Arial" w:cs="Arial" w:eastAsia="Arial" w:hAnsi="Arial"/>
+          <w:sz w:val="20"/>
+          <w:szCs w:val="20"/>
+        </w:rPr>
+        <w:t xml:space="preserve">Format: Multiple choice, short answer, and coding problems</w:t>
+      </w:r>
+    </w:p>
+    <w:p>
+      <w:pPr>
+        <w:spacing w:after="60"/>
+      </w:pPr>
+      <w:r>
+        <w:rPr>
+          <w:rFonts w:ascii="Arial" w:cs="Arial" w:eastAsia="Arial" w:hAnsi="Arial"/>
+          <w:sz w:val="20"/>
+          <w:szCs w:val="20"/>
+        </w:rPr>
+        <w:t xml:space="preserve">Time: Full 55-minute period</w:t>
+      </w:r>
+    </w:p>
+    <w:p>
+      <w:pPr>
+        <w:spacing w:after="60"/>
+      </w:pPr>
+      <w:r>
+        <w:rPr>
+          <w:rFonts w:ascii="Arial" w:cs="Arial" w:eastAsia="Arial" w:hAnsi="Arial"/>
+          <w:sz w:val="20"/>
+          <w:szCs w:val="20"/>
+        </w:rPr>
+        <w:t xml:space="preserve">Materials: Computer with Python interpreter (or paper if hand-written)</w:t>
+      </w:r>
+    </w:p>
+    <w:p>
+      <w:pPr>
+        <w:spacing w:after="60"/>
+      </w:pPr>
+      <w:r>
+        <w:rPr>
+          <w:rFonts w:ascii="Arial" w:cs="Arial" w:eastAsia="Arial" w:hAnsi="Arial"/>
+          <w:sz w:val="20"/>
+          <w:szCs w:val="20"/>
+        </w:rPr>
+        <w:t xml:space="preserve">Part 1: Multiple Choice (5 questions, 10 points)</w:t>
+      </w:r>
+    </w:p>
+    <w:p>
+      <w:pPr>
+        <w:spacing w:after="60"/>
+        <w:ind w:left="360"/>
+      </w:pPr>
+      <w:r>
+        <w:rPr>
+          <w:rFonts w:ascii="Arial" w:cs="Arial" w:eastAsia="Arial" w:hAnsi="Arial"/>
+          <w:sz w:val="20"/>
+          <w:szCs w:val="20"/>
+        </w:rPr>
+        <w:t xml:space="preserve">• </w:t>
+      </w:r>
+      <w:r>
+        <w:rPr>
+          <w:rFonts w:ascii="Arial" w:cs="Arial" w:eastAsia="Arial" w:hAnsi="Arial"/>
+          <w:sz w:val="20"/>
+          <w:szCs w:val="20"/>
+        </w:rPr>
+        <w:t xml:space="preserve">Basic syntax, vocabulary, common patterns</w:t>
+      </w:r>
+    </w:p>
+    <w:p>
+      <w:pPr>
+        <w:spacing w:after="60"/>
+      </w:pPr>
+      <w:r>
+        <w:rPr>
+          <w:rFonts w:ascii="Arial" w:cs="Arial" w:eastAsia="Arial" w:hAnsi="Arial"/>
+          <w:sz w:val="20"/>
+          <w:szCs w:val="20"/>
+        </w:rPr>
+        <w:t xml:space="preserve">Part 2: Short Answer (5 questions, 15 points)</w:t>
+      </w:r>
+    </w:p>
+    <w:p>
+      <w:pPr>
+        <w:spacing w:after="60"/>
+        <w:ind w:left="360"/>
+      </w:pPr>
+      <w:r>
+        <w:rPr>
+          <w:rFonts w:ascii="Arial" w:cs="Arial" w:eastAsia="Arial" w:hAnsi="Arial"/>
+          <w:sz w:val="20"/>
+          <w:szCs w:val="20"/>
+        </w:rPr>
+        <w:t xml:space="preserve">• </w:t>
+      </w:r>
+      <w:r>
+        <w:rPr>
+          <w:rFonts w:ascii="Arial" w:cs="Arial" w:eastAsia="Arial" w:hAnsi="Arial"/>
+          <w:sz w:val="20"/>
+          <w:szCs w:val="20"/>
+        </w:rPr>
+        <w:t xml:space="preserve">Explain concepts, predict output, identify errors</w:t>
+      </w:r>
+    </w:p>
+    <w:p>
+      <w:pPr>
+        <w:spacing w:after="60"/>
+      </w:pPr>
+      <w:r>
+        <w:rPr>
+          <w:rFonts w:ascii="Arial" w:cs="Arial" w:eastAsia="Arial" w:hAnsi="Arial"/>
+          <w:sz w:val="20"/>
+          <w:szCs w:val="20"/>
+        </w:rPr>
+        <w:t xml:space="preserve">Part 3: Coding Problems (5 problems, 25 points)</w:t>
+      </w:r>
+    </w:p>
+    <w:p>
+      <w:pPr>
+        <w:spacing w:after="60"/>
+        <w:ind w:left="360"/>
+      </w:pPr>
+      <w:r>
+        <w:rPr>
+          <w:rFonts w:ascii="Arial" w:cs="Arial" w:eastAsia="Arial" w:hAnsi="Arial"/>
+          <w:sz w:val="20"/>
+          <w:szCs w:val="20"/>
+        </w:rPr>
+        <w:t xml:space="preserve">• </w:t>
+      </w:r>
+      <w:r>
+        <w:rPr>
+          <w:rFonts w:ascii="Arial" w:cs="Arial" w:eastAsia="Arial" w:hAnsi="Arial"/>
+          <w:sz w:val="20"/>
+          <w:szCs w:val="20"/>
+        </w:rPr>
+        <w:t xml:space="preserve">Write functions that solve specific problems</w:t>
+      </w:r>
+    </w:p>
+    <w:p>
+      <w:pPr>
+        <w:spacing w:after="60"/>
+        <w:ind w:left="360"/>
+      </w:pPr>
+      <w:r>
+        <w:rPr>
+          <w:rFonts w:ascii="Arial" w:cs="Arial" w:eastAsia="Arial" w:hAnsi="Arial"/>
+          <w:sz w:val="20"/>
+          <w:szCs w:val="20"/>
+        </w:rPr>
+        <w:t xml:space="preserve">• </w:t>
+      </w:r>
+      <w:r>
+        <w:rPr>
+          <w:rFonts w:ascii="Arial" w:cs="Arial" w:eastAsia="Arial" w:hAnsi="Arial"/>
+          <w:sz w:val="20"/>
+          <w:szCs w:val="20"/>
+        </w:rPr>
+        <w:t xml:space="preserve">Design and implement small programs</w:t>
+      </w:r>
+    </w:p>
+    <w:p>
+      <w:pPr>
+        <w:spacing w:after="60"/>
+      </w:pPr>
+      <w:r>
+        <w:rPr>
+          <w:rFonts w:ascii="Arial" w:cs="Arial" w:eastAsia="Arial" w:hAnsi="Arial"/>
+          <w:sz w:val="20"/>
+          <w:szCs w:val="20"/>
+        </w:rPr>
+        <w:t xml:space="preserve">(These are examples; your actual assessment may differ)</w:t>
+      </w:r>
+    </w:p>
+    <w:p>
+      <w:pPr>
+        <w:spacing w:after="60"/>
+      </w:pPr>
+      <w:r>
+        <w:rPr>
+          <w:rFonts w:ascii="Arial" w:cs="Arial" w:eastAsia="Arial" w:hAnsi="Arial"/>
+          <w:sz w:val="20"/>
+          <w:szCs w:val="20"/>
+        </w:rPr>
+        <w:t xml:space="preserve">1. Which of the following is correct function syntax?</w:t>
+      </w:r>
+    </w:p>
+    <w:p>
+      <w:pPr>
+        <w:spacing w:after="60"/>
+      </w:pPr>
+      <w:r>
+        <w:rPr>
+          <w:rFonts w:ascii="Arial" w:cs="Arial" w:eastAsia="Arial" w:hAnsi="Arial"/>
+          <w:sz w:val="20"/>
+          <w:szCs w:val="20"/>
+        </w:rPr>
+        <w:t xml:space="preserve">- a) def function_name(parameters):</w:t>
+      </w:r>
+    </w:p>
+    <w:p>
+      <w:pPr>
+        <w:spacing w:after="60"/>
+      </w:pPr>
+      <w:r>
+        <w:rPr>
+          <w:rFonts w:ascii="Arial" w:cs="Arial" w:eastAsia="Arial" w:hAnsi="Arial"/>
+          <w:sz w:val="20"/>
+          <w:szCs w:val="20"/>
+        </w:rPr>
+        <w:t xml:space="preserve">- b) define function_name(parameters):</w:t>
+      </w:r>
+    </w:p>
+    <w:p>
+      <w:pPr>
+        <w:spacing w:after="60"/>
+      </w:pPr>
+      <w:r>
+        <w:rPr>
+          <w:rFonts w:ascii="Arial" w:cs="Arial" w:eastAsia="Arial" w:hAnsi="Arial"/>
+          <w:sz w:val="20"/>
+          <w:szCs w:val="20"/>
+        </w:rPr>
+        <w:t xml:space="preserve">- c) func function_name(parameters):</w:t>
+      </w:r>
+    </w:p>
+    <w:p>
+      <w:pPr>
+        <w:spacing w:after="60"/>
+      </w:pPr>
+      <w:r>
+        <w:rPr>
+          <w:rFonts w:ascii="Arial" w:cs="Arial" w:eastAsia="Arial" w:hAnsi="Arial"/>
+          <w:sz w:val="20"/>
+          <w:szCs w:val="20"/>
+        </w:rPr>
+        <w:t xml:space="preserve">- d) function function_name(parameters):</w:t>
+      </w:r>
+    </w:p>
+    <w:p>
+      <w:pPr>
+        <w:spacing w:after="60"/>
+      </w:pPr>
+      <w:r>
+        <w:rPr>
+          <w:rFonts w:ascii="Arial" w:cs="Arial" w:eastAsia="Arial" w:hAnsi="Arial"/>
+          <w:sz w:val="20"/>
+          <w:szCs w:val="20"/>
+        </w:rPr>
+        <w:t xml:space="preserve">2. What is the output?</w:t>
+      </w:r>
+    </w:p>
+    <w:p>
+      <w:pPr>
+        <w:spacing w:after="60"/>
+      </w:pPr>
+      <w:r>
+        <w:rPr>
+          <w:rFonts w:ascii="Arial" w:cs="Arial" w:eastAsia="Arial" w:hAnsi="Arial"/>
+          <w:sz w:val="20"/>
+          <w:szCs w:val="20"/>
+        </w:rPr>
+        <w:t xml:space="preserve">``python</w:t>
+      </w:r>
+    </w:p>
+    <w:p>
+      <w:pPr>
+        <w:spacing w:after="60"/>
+      </w:pPr>
+      <w:r>
+        <w:rPr>
+          <w:rFonts w:ascii="Arial" w:cs="Arial" w:eastAsia="Arial" w:hAnsi="Arial"/>
+          <w:sz w:val="20"/>
+          <w:szCs w:val="20"/>
+        </w:rPr>
+        <w:t xml:space="preserve">x = 10</w:t>
+      </w:r>
+    </w:p>
+    <w:p>
+      <w:pPr>
+        <w:spacing w:after="60"/>
+      </w:pPr>
+      <w:r>
+        <w:rPr>
+          <w:rFonts w:ascii="Arial" w:cs="Arial" w:eastAsia="Arial" w:hAnsi="Arial"/>
+          <w:sz w:val="20"/>
+          <w:szCs w:val="20"/>
+        </w:rPr>
+        <w:t xml:space="preserve">def func():</w:t>
+      </w:r>
+    </w:p>
+    <w:p>
+      <w:pPr>
+        <w:spacing w:after="60"/>
+      </w:pPr>
+      <w:r>
+        <w:rPr>
+          <w:rFonts w:ascii="Arial" w:cs="Arial" w:eastAsia="Arial" w:hAnsi="Arial"/>
+          <w:sz w:val="20"/>
+          <w:szCs w:val="20"/>
+        </w:rPr>
+        <w:t xml:space="preserve">x = 5</w:t>
+      </w:r>
+    </w:p>
+    <w:p>
+      <w:pPr>
+        <w:spacing w:after="60"/>
+      </w:pPr>
+      <w:r>
+        <w:rPr>
+          <w:rFonts w:ascii="Arial" w:cs="Arial" w:eastAsia="Arial" w:hAnsi="Arial"/>
+          <w:sz w:val="20"/>
+          <w:szCs w:val="20"/>
+        </w:rPr>
+        <w:t xml:space="preserve">print(x)</w:t>
+      </w:r>
+    </w:p>
+    <w:p>
+      <w:pPr>
+        <w:spacing w:after="60"/>
+      </w:pPr>
+      <w:r>
+        <w:rPr>
+          <w:rFonts w:ascii="Arial" w:cs="Arial" w:eastAsia="Arial" w:hAnsi="Arial"/>
+          <w:sz w:val="20"/>
+          <w:szCs w:val="20"/>
+        </w:rPr>
+        <w:t xml:space="preserve">func()</w:t>
+      </w:r>
+    </w:p>
+    <w:p>
+      <w:pPr>
+        <w:spacing w:after="60"/>
+      </w:pPr>
+      <w:r>
+        <w:rPr>
+          <w:rFonts w:ascii="Arial" w:cs="Arial" w:eastAsia="Arial" w:hAnsi="Arial"/>
+          <w:sz w:val="20"/>
+          <w:szCs w:val="20"/>
+        </w:rPr>
+        <w:t xml:space="preserve">print(x)</w:t>
+      </w:r>
+    </w:p>
+    <w:p>
+      <w:pPr>
+        <w:spacing w:after="60"/>
+      </w:pPr>
+      <w:r>
+        <w:rPr>
+          <w:rFonts w:ascii="Arial" w:cs="Arial" w:eastAsia="Arial" w:hAnsi="Arial"/>
+          <w:sz w:val="20"/>
+          <w:szCs w:val="20"/>
+        </w:rPr>
+        <w:t xml:space="preserve">`</w:t>
+      </w:r>
+    </w:p>
+    <w:p>
+      <w:pPr>
+        <w:spacing w:after="60"/>
+      </w:pPr>
+      <w:r>
+        <w:rPr>
+          <w:rFonts w:ascii="Arial" w:cs="Arial" w:eastAsia="Arial" w:hAnsi="Arial"/>
+          <w:sz w:val="20"/>
+          <w:szCs w:val="20"/>
+        </w:rPr>
+        <w:t xml:space="preserve">- a) 5, 5</w:t>
+      </w:r>
+    </w:p>
+    <w:p>
+      <w:pPr>
+        <w:spacing w:after="60"/>
+      </w:pPr>
+      <w:r>
+        <w:rPr>
+          <w:rFonts w:ascii="Arial" w:cs="Arial" w:eastAsia="Arial" w:hAnsi="Arial"/>
+          <w:sz w:val="20"/>
+          <w:szCs w:val="20"/>
+        </w:rPr>
+        <w:t xml:space="preserve">- b) 5, 10</w:t>
+      </w:r>
+    </w:p>
+    <w:p>
+      <w:pPr>
+        <w:spacing w:after="60"/>
+      </w:pPr>
+      <w:r>
+        <w:rPr>
+          <w:rFonts w:ascii="Arial" w:cs="Arial" w:eastAsia="Arial" w:hAnsi="Arial"/>
+          <w:sz w:val="20"/>
+          <w:szCs w:val="20"/>
+        </w:rPr>
+        <w:t xml:space="preserve">- c) 10, 5</w:t>
+      </w:r>
+    </w:p>
+    <w:p>
+      <w:pPr>
+        <w:spacing w:after="60"/>
+      </w:pPr>
+      <w:r>
+        <w:rPr>
+          <w:rFonts w:ascii="Arial" w:cs="Arial" w:eastAsia="Arial" w:hAnsi="Arial"/>
+          <w:sz w:val="20"/>
+          <w:szCs w:val="20"/>
+        </w:rPr>
+        <w:t xml:space="preserve">- d) Error</w:t>
+      </w:r>
+    </w:p>
+    <w:p>
+      <w:pPr>
+        <w:spacing w:after="60"/>
+      </w:pPr>
+      <w:r>
+        <w:rPr>
+          <w:rFonts w:ascii="Arial" w:cs="Arial" w:eastAsia="Arial" w:hAnsi="Arial"/>
+          <w:sz w:val="20"/>
+          <w:szCs w:val="20"/>
+        </w:rPr>
+        <w:t xml:space="preserve">3. Explain the difference between a parameter and an argument.</w:t>
+      </w:r>
+    </w:p>
+    <w:p>
+      <w:pPr>
+        <w:spacing w:after="60"/>
+      </w:pPr>
+      <w:r>
+        <w:rPr>
+          <w:rFonts w:ascii="Arial" w:cs="Arial" w:eastAsia="Arial" w:hAnsi="Arial"/>
+          <w:sz w:val="20"/>
+          <w:szCs w:val="20"/>
+        </w:rPr>
+        <w:t xml:space="preserve">4. What does the return keyword do?</w:t>
+      </w:r>
+    </w:p>
+    <w:p>
+      <w:pPr>
+        <w:spacing w:after="60"/>
+      </w:pPr>
+      <w:r>
+        <w:rPr>
+          <w:rFonts w:ascii="Arial" w:cs="Arial" w:eastAsia="Arial" w:hAnsi="Arial"/>
+          <w:sz w:val="20"/>
+          <w:szCs w:val="20"/>
+        </w:rPr>
+        <w:t xml:space="preserve">5. Why is it better to use return instead of global when you need to get a value out of a function?</w:t>
+      </w:r>
+    </w:p>
+    <w:p>
+      <w:pPr>
+        <w:spacing w:after="60"/>
+      </w:pPr>
+      <w:r>
+        <w:rPr>
+          <w:rFonts w:ascii="Arial" w:cs="Arial" w:eastAsia="Arial" w:hAnsi="Arial"/>
+          <w:sz w:val="20"/>
+          <w:szCs w:val="20"/>
+        </w:rPr>
+        <w:t xml:space="preserve">6. Write a function is_vowel(letter) that returns True if the letter is a vowel, False otherwise.</w:t>
+      </w:r>
+    </w:p>
+    <w:p>
+      <w:pPr>
+        <w:spacing w:after="60"/>
+      </w:pPr>
+      <w:r>
+        <w:rPr>
+          <w:rFonts w:ascii="Arial" w:cs="Arial" w:eastAsia="Arial" w:hAnsi="Arial"/>
+          <w:sz w:val="20"/>
+          <w:szCs w:val="20"/>
+        </w:rPr>
+        <w:t xml:space="preserve">7. Write a function count_vowels(text) that counts and returns the number of vowels in a string.</w:t>
+      </w:r>
+    </w:p>
+    <w:p>
+      <w:pPr>
+        <w:spacing w:after="60"/>
+      </w:pPr>
+      <w:r>
+        <w:rPr>
+          <w:rFonts w:ascii="Arial" w:cs="Arial" w:eastAsia="Arial" w:hAnsi="Arial"/>
+          <w:sz w:val="20"/>
+          <w:szCs w:val="20"/>
+        </w:rPr>
+        <w:t xml:space="preserve">8. Write a function get_average(numbers) that takes a list of numbers and returns the average.</w:t>
+      </w:r>
+    </w:p>
+    <w:p>
+      <w:pPr>
+        <w:spacing w:after="60"/>
+      </w:pPr>
+      <w:r>
+        <w:rPr>
+          <w:rFonts w:ascii="Arial" w:cs="Arial" w:eastAsia="Arial" w:hAnsi="Arial"/>
+          <w:sz w:val="20"/>
+          <w:szCs w:val="20"/>
+        </w:rPr>
+        <w:t xml:space="preserve">9. Design and write a small program with 3+ functions that calculates the cost of a purchase with tax. Use the main() pattern.</w:t>
+      </w:r>
+    </w:p>
+    <w:p>
+      <w:pPr>
+        <w:spacing w:after="60"/>
+      </w:pPr>
+      <w:r>
+        <w:rPr>
+          <w:rFonts w:ascii="Arial" w:cs="Arial" w:eastAsia="Arial" w:hAnsi="Arial"/>
+          <w:sz w:val="20"/>
+          <w:szCs w:val="20"/>
+        </w:rPr>
+        <w:t xml:space="preserve">10. Trace through this code and explain what it prints:</w:t>
+      </w:r>
+    </w:p>
+    <w:p>
+      <w:pPr>
+        <w:spacing w:after="60"/>
+      </w:pPr>
+      <w:r>
+        <w:rPr>
+          <w:rFonts w:ascii="Arial" w:cs="Arial" w:eastAsia="Arial" w:hAnsi="Arial"/>
+          <w:sz w:val="20"/>
+          <w:szCs w:val="20"/>
+        </w:rPr>
+        <w:t xml:space="preserve">`python</w:t>
+      </w:r>
+    </w:p>
+    <w:p>
+      <w:pPr>
+        <w:spacing w:after="60"/>
+      </w:pPr>
+      <w:r>
+        <w:rPr>
+          <w:rFonts w:ascii="Arial" w:cs="Arial" w:eastAsia="Arial" w:hAnsi="Arial"/>
+          <w:sz w:val="20"/>
+          <w:szCs w:val="20"/>
+        </w:rPr>
+        <w:t xml:space="preserve">def double(x):</w:t>
+      </w:r>
+    </w:p>
+    <w:p>
+      <w:pPr>
+        <w:spacing w:after="60"/>
+      </w:pPr>
+      <w:r>
+        <w:rPr>
+          <w:rFonts w:ascii="Arial" w:cs="Arial" w:eastAsia="Arial" w:hAnsi="Arial"/>
+          <w:sz w:val="20"/>
+          <w:szCs w:val="20"/>
+        </w:rPr>
+        <w:t xml:space="preserve">return x * 2</w:t>
+      </w:r>
+    </w:p>
+    <w:p>
+      <w:pPr>
+        <w:spacing w:after="60"/>
+      </w:pPr>
+      <w:r>
+        <w:rPr>
+          <w:rFonts w:ascii="Arial" w:cs="Arial" w:eastAsia="Arial" w:hAnsi="Arial"/>
+          <w:sz w:val="20"/>
+          <w:szCs w:val="20"/>
+        </w:rPr>
+        <w:t xml:space="preserve">def add(x, y):</w:t>
+      </w:r>
+    </w:p>
+    <w:p>
+      <w:pPr>
+        <w:spacing w:after="60"/>
+      </w:pPr>
+      <w:r>
+        <w:rPr>
+          <w:rFonts w:ascii="Arial" w:cs="Arial" w:eastAsia="Arial" w:hAnsi="Arial"/>
+          <w:sz w:val="20"/>
+          <w:szCs w:val="20"/>
+        </w:rPr>
+        <w:t xml:space="preserve">return x + y</w:t>
+      </w:r>
+    </w:p>
+    <w:p>
+      <w:pPr>
+        <w:spacing w:after="60"/>
+      </w:pPr>
+      <w:r>
+        <w:rPr>
+          <w:rFonts w:ascii="Arial" w:cs="Arial" w:eastAsia="Arial" w:hAnsi="Arial"/>
+          <w:sz w:val="20"/>
+          <w:szCs w:val="20"/>
+        </w:rPr>
+        <w:t xml:space="preserve">result = add(double(3), 4)</w:t>
+      </w:r>
+    </w:p>
+    <w:p>
+      <w:pPr>
+        <w:spacing w:after="60"/>
+      </w:pPr>
+      <w:r>
+        <w:rPr>
+          <w:rFonts w:ascii="Arial" w:cs="Arial" w:eastAsia="Arial" w:hAnsi="Arial"/>
+          <w:sz w:val="20"/>
+          <w:szCs w:val="20"/>
+        </w:rPr>
+        <w:t xml:space="preserve">print(result)</w:t>
+      </w:r>
+    </w:p>
+    <w:p>
+      <w:pPr>
+        <w:spacing w:after="60"/>
+      </w:pPr>
+      <w:r>
+        <w:rPr>
+          <w:rFonts w:ascii="Arial" w:cs="Arial" w:eastAsia="Arial" w:hAnsi="Arial"/>
+          <w:sz w:val="20"/>
+          <w:szCs w:val="20"/>
+        </w:rPr>
+        <w:t xml:space="preserve">`</w:t>
+      </w:r>
+    </w:p>
+    <w:p>
+      <w:pPr>
+        <w:spacing w:after="60"/>
+      </w:pPr>
+      <w:r>
+        <w:rPr>
+          <w:rFonts w:ascii="Arial" w:cs="Arial" w:eastAsia="Arial" w:hAnsi="Arial"/>
+          <w:sz w:val="20"/>
+          <w:szCs w:val="20"/>
+        </w:rPr>
+        <w:t xml:space="preserve">Functions:</w:t>
+      </w:r>
+    </w:p>
+    <w:p>
+      <w:pPr>
+        <w:spacing w:after="60"/>
+        <w:ind w:left="360"/>
+      </w:pPr>
+      <w:r>
+        <w:rPr>
+          <w:rFonts w:ascii="Arial" w:cs="Arial" w:eastAsia="Arial" w:hAnsi="Arial"/>
+          <w:sz w:val="20"/>
+          <w:szCs w:val="20"/>
+        </w:rPr>
+        <w:t xml:space="preserve">• </w:t>
+      </w:r>
+      <w:r>
+        <w:rPr>
+          <w:rFonts w:ascii="Arial" w:cs="Arial" w:eastAsia="Arial" w:hAnsi="Arial"/>
+          <w:sz w:val="20"/>
+          <w:szCs w:val="20"/>
+        </w:rPr>
+        <w:t xml:space="preserve">Correct syntax for defining a function</w:t>
+      </w:r>
+    </w:p>
+    <w:p>
+      <w:pPr>
+        <w:spacing w:after="60"/>
+        <w:ind w:left="360"/>
+      </w:pPr>
+      <w:r>
+        <w:rPr>
+          <w:rFonts w:ascii="Arial" w:cs="Arial" w:eastAsia="Arial" w:hAnsi="Arial"/>
+          <w:sz w:val="20"/>
+          <w:szCs w:val="20"/>
+        </w:rPr>
+        <w:t xml:space="preserve">• </w:t>
+      </w:r>
+      <w:r>
+        <w:rPr>
+          <w:rFonts w:ascii="Arial" w:cs="Arial" w:eastAsia="Arial" w:hAnsi="Arial"/>
+          <w:sz w:val="20"/>
+          <w:szCs w:val="20"/>
+        </w:rPr>
+        <w:t xml:space="preserve">How to call a function</w:t>
+      </w:r>
+    </w:p>
+    <w:p>
+      <w:pPr>
+        <w:spacing w:after="60"/>
+        <w:ind w:left="360"/>
+      </w:pPr>
+      <w:r>
+        <w:rPr>
+          <w:rFonts w:ascii="Arial" w:cs="Arial" w:eastAsia="Arial" w:hAnsi="Arial"/>
+          <w:sz w:val="20"/>
+          <w:szCs w:val="20"/>
+        </w:rPr>
+        <w:t xml:space="preserve">• </w:t>
+      </w:r>
+      <w:r>
+        <w:rPr>
+          <w:rFonts w:ascii="Arial" w:cs="Arial" w:eastAsia="Arial" w:hAnsi="Arial"/>
+          <w:sz w:val="20"/>
+          <w:szCs w:val="20"/>
+        </w:rPr>
+        <w:t xml:space="preserve">Parameters and arguments</w:t>
+      </w:r>
+    </w:p>
+    <w:p>
+      <w:pPr>
+        <w:spacing w:after="60"/>
+        <w:ind w:left="360"/>
+      </w:pPr>
+      <w:r>
+        <w:rPr>
+          <w:rFonts w:ascii="Arial" w:cs="Arial" w:eastAsia="Arial" w:hAnsi="Arial"/>
+          <w:sz w:val="20"/>
+          <w:szCs w:val="20"/>
+        </w:rPr>
+        <w:t xml:space="preserve">• </w:t>
+      </w:r>
+      <w:r>
+        <w:rPr>
+          <w:rFonts w:ascii="Arial" w:cs="Arial" w:eastAsia="Arial" w:hAnsi="Arial"/>
+          <w:sz w:val="20"/>
+          <w:szCs w:val="20"/>
+        </w:rPr>
+        <w:t xml:space="preserve">Return values</w:t>
+      </w:r>
+    </w:p>
+    <w:p>
+      <w:pPr>
+        <w:spacing w:after="60"/>
+        <w:ind w:left="360"/>
+      </w:pPr>
+      <w:r>
+        <w:rPr>
+          <w:rFonts w:ascii="Arial" w:cs="Arial" w:eastAsia="Arial" w:hAnsi="Arial"/>
+          <w:sz w:val="20"/>
+          <w:szCs w:val="20"/>
+        </w:rPr>
+        <w:t xml:space="preserve">• </w:t>
+      </w:r>
+      <w:r>
+        <w:rPr>
+          <w:rFonts w:ascii="Arial" w:cs="Arial" w:eastAsia="Arial" w:hAnsi="Arial"/>
+          <w:sz w:val="20"/>
+          <w:szCs w:val="20"/>
+        </w:rPr>
+        <w:t xml:space="preserve">When to use return vs. print</w:t>
+      </w:r>
+    </w:p>
+    <w:p>
+      <w:pPr>
+        <w:spacing w:after="60"/>
+      </w:pPr>
+      <w:r>
+        <w:rPr>
+          <w:rFonts w:ascii="Arial" w:cs="Arial" w:eastAsia="Arial" w:hAnsi="Arial"/>
+          <w:sz w:val="20"/>
+          <w:szCs w:val="20"/>
+        </w:rPr>
+        <w:t xml:space="preserve">Scope:</w:t>
+      </w:r>
+    </w:p>
+    <w:p>
+      <w:pPr>
+        <w:spacing w:after="60"/>
+        <w:ind w:left="360"/>
+      </w:pPr>
+      <w:r>
+        <w:rPr>
+          <w:rFonts w:ascii="Arial" w:cs="Arial" w:eastAsia="Arial" w:hAnsi="Arial"/>
+          <w:sz w:val="20"/>
+          <w:szCs w:val="20"/>
+        </w:rPr>
+        <w:t xml:space="preserve">• </w:t>
+      </w:r>
+      <w:r>
+        <w:rPr>
+          <w:rFonts w:ascii="Arial" w:cs="Arial" w:eastAsia="Arial" w:hAnsi="Arial"/>
+          <w:sz w:val="20"/>
+          <w:szCs w:val="20"/>
+        </w:rPr>
+        <w:t xml:space="preserve">Local variables (created in functions)</w:t>
+      </w:r>
+    </w:p>
+    <w:p>
+      <w:pPr>
+        <w:spacing w:after="60"/>
+        <w:ind w:left="360"/>
+      </w:pPr>
+      <w:r>
+        <w:rPr>
+          <w:rFonts w:ascii="Arial" w:cs="Arial" w:eastAsia="Arial" w:hAnsi="Arial"/>
+          <w:sz w:val="20"/>
+          <w:szCs w:val="20"/>
+        </w:rPr>
+        <w:t xml:space="preserve">• </w:t>
+      </w:r>
+      <w:r>
+        <w:rPr>
+          <w:rFonts w:ascii="Arial" w:cs="Arial" w:eastAsia="Arial" w:hAnsi="Arial"/>
+          <w:sz w:val="20"/>
+          <w:szCs w:val="20"/>
+        </w:rPr>
+        <w:t xml:space="preserve">Global variables (created outside functions)</w:t>
+      </w:r>
+    </w:p>
+    <w:p>
+      <w:pPr>
+        <w:spacing w:after="60"/>
+        <w:ind w:left="360"/>
+      </w:pPr>
+      <w:r>
+        <w:rPr>
+          <w:rFonts w:ascii="Arial" w:cs="Arial" w:eastAsia="Arial" w:hAnsi="Arial"/>
+          <w:sz w:val="20"/>
+          <w:szCs w:val="20"/>
+        </w:rPr>
+        <w:t xml:space="preserve">• </w:t>
+      </w:r>
+      <w:r>
+        <w:rPr>
+          <w:rFonts w:ascii="Arial" w:cs="Arial" w:eastAsia="Arial" w:hAnsi="Arial"/>
+          <w:sz w:val="20"/>
+          <w:szCs w:val="20"/>
+        </w:rPr>
+        <w:t xml:space="preserve">What happens when you assign to a variable in a function</w:t>
+      </w:r>
+    </w:p>
+    <w:p>
+      <w:pPr>
+        <w:spacing w:after="60"/>
+        <w:ind w:left="360"/>
+      </w:pPr>
+      <w:r>
+        <w:rPr>
+          <w:rFonts w:ascii="Arial" w:cs="Arial" w:eastAsia="Arial" w:hAnsi="Arial"/>
+          <w:sz w:val="20"/>
+          <w:szCs w:val="20"/>
+        </w:rPr>
+        <w:t xml:space="preserve">• </w:t>
+      </w:r>
+      <w:r>
+        <w:rPr>
+          <w:rFonts w:ascii="Arial" w:cs="Arial" w:eastAsia="Arial" w:hAnsi="Arial"/>
+          <w:sz w:val="20"/>
+          <w:szCs w:val="20"/>
+        </w:rPr>
+        <w:t xml:space="preserve">When you can read a global variable from a function</w:t>
+      </w:r>
+    </w:p>
+    <w:p>
+      <w:pPr>
+        <w:spacing w:after="60"/>
+      </w:pPr>
+      <w:r>
+        <w:rPr>
+          <w:rFonts w:ascii="Arial" w:cs="Arial" w:eastAsia="Arial" w:hAnsi="Arial"/>
+          <w:sz w:val="20"/>
+          <w:szCs w:val="20"/>
+        </w:rPr>
+        <w:t xml:space="preserve">Composition:</w:t>
+      </w:r>
+    </w:p>
+    <w:p>
+      <w:pPr>
+        <w:spacing w:after="60"/>
+        <w:ind w:left="360"/>
+      </w:pPr>
+      <w:r>
+        <w:rPr>
+          <w:rFonts w:ascii="Arial" w:cs="Arial" w:eastAsia="Arial" w:hAnsi="Arial"/>
+          <w:sz w:val="20"/>
+          <w:szCs w:val="20"/>
+        </w:rPr>
+        <w:t xml:space="preserve">• </w:t>
+      </w:r>
+      <w:r>
+        <w:rPr>
+          <w:rFonts w:ascii="Arial" w:cs="Arial" w:eastAsia="Arial" w:hAnsi="Arial"/>
+          <w:sz w:val="20"/>
+          <w:szCs w:val="20"/>
+        </w:rPr>
+        <w:t xml:space="preserve">Functions calling other functions</w:t>
+      </w:r>
+    </w:p>
+    <w:p>
+      <w:pPr>
+        <w:spacing w:after="60"/>
+        <w:ind w:left="360"/>
+      </w:pPr>
+      <w:r>
+        <w:rPr>
+          <w:rFonts w:ascii="Arial" w:cs="Arial" w:eastAsia="Arial" w:hAnsi="Arial"/>
+          <w:sz w:val="20"/>
+          <w:szCs w:val="20"/>
+        </w:rPr>
+        <w:t xml:space="preserve">• </w:t>
+      </w:r>
+      <w:r>
+        <w:rPr>
+          <w:rFonts w:ascii="Arial" w:cs="Arial" w:eastAsia="Arial" w:hAnsi="Arial"/>
+          <w:sz w:val="20"/>
+          <w:szCs w:val="20"/>
+        </w:rPr>
+        <w:t xml:space="preserve">Chaining function calls</w:t>
+      </w:r>
+    </w:p>
+    <w:p>
+      <w:pPr>
+        <w:spacing w:after="60"/>
+        <w:ind w:left="360"/>
+      </w:pPr>
+      <w:r>
+        <w:rPr>
+          <w:rFonts w:ascii="Arial" w:cs="Arial" w:eastAsia="Arial" w:hAnsi="Arial"/>
+          <w:sz w:val="20"/>
+          <w:szCs w:val="20"/>
+        </w:rPr>
+        <w:t xml:space="preserve">• </w:t>
+      </w:r>
+      <w:r>
+        <w:rPr>
+          <w:rFonts w:ascii="Arial" w:cs="Arial" w:eastAsia="Arial" w:hAnsi="Arial"/>
+          <w:sz w:val="20"/>
+          <w:szCs w:val="20"/>
+        </w:rPr>
+        <w:t xml:space="preserve">How data flows between functions</w:t>
+      </w:r>
+    </w:p>
+    <w:p>
+      <w:pPr>
+        <w:spacing w:after="60"/>
+      </w:pPr>
+      <w:r>
+        <w:rPr>
+          <w:rFonts w:ascii="Arial" w:cs="Arial" w:eastAsia="Arial" w:hAnsi="Arial"/>
+          <w:sz w:val="20"/>
+          <w:szCs w:val="20"/>
+        </w:rPr>
+        <w:t xml:space="preserve">Design:</w:t>
+      </w:r>
+    </w:p>
+    <w:p>
+      <w:pPr>
+        <w:spacing w:after="60"/>
+        <w:ind w:left="360"/>
+      </w:pPr>
+      <w:r>
+        <w:rPr>
+          <w:rFonts w:ascii="Arial" w:cs="Arial" w:eastAsia="Arial" w:hAnsi="Arial"/>
+          <w:sz w:val="20"/>
+          <w:szCs w:val="20"/>
+        </w:rPr>
+        <w:t xml:space="preserve">• </w:t>
+      </w:r>
+      <w:r>
+        <w:rPr>
+          <w:rFonts w:ascii="Arial" w:cs="Arial" w:eastAsia="Arial" w:hAnsi="Arial"/>
+          <w:sz w:val="20"/>
+          <w:szCs w:val="20"/>
+        </w:rPr>
+        <w:t xml:space="preserve">Top-down design approach</w:t>
+      </w:r>
+    </w:p>
+    <w:p>
+      <w:pPr>
+        <w:spacing w:after="60"/>
+        <w:ind w:left="360"/>
+      </w:pPr>
+      <w:r>
+        <w:rPr>
+          <w:rFonts w:ascii="Arial" w:cs="Arial" w:eastAsia="Arial" w:hAnsi="Arial"/>
+          <w:sz w:val="20"/>
+          <w:szCs w:val="20"/>
+        </w:rPr>
+        <w:t xml:space="preserve">• </w:t>
+      </w:r>
+      <w:r>
+        <w:rPr>
+          <w:rFonts w:ascii="Arial" w:cs="Arial" w:eastAsia="Arial" w:hAnsi="Arial"/>
+          <w:sz w:val="20"/>
+          <w:szCs w:val="20"/>
+        </w:rPr>
+        <w:t xml:space="preserve">The main() function pattern</w:t>
+      </w:r>
+    </w:p>
+    <w:p>
+      <w:pPr>
+        <w:spacing w:after="60"/>
+        <w:ind w:left="360"/>
+      </w:pPr>
+      <w:r>
+        <w:rPr>
+          <w:rFonts w:ascii="Arial" w:cs="Arial" w:eastAsia="Arial" w:hAnsi="Arial"/>
+          <w:sz w:val="20"/>
+          <w:szCs w:val="20"/>
+        </w:rPr>
+        <w:t xml:space="preserve">• </w:t>
+      </w:r>
+      <w:r>
+        <w:rPr>
+          <w:rFonts w:ascii="Arial" w:cs="Arial" w:eastAsia="Arial" w:hAnsi="Arial"/>
+          <w:sz w:val="20"/>
+          <w:szCs w:val="20"/>
+        </w:rPr>
+        <w:t xml:space="preserve">How to break a problem into functions</w:t>
+      </w:r>
+    </w:p>
+    <w:p>
+      <w:pPr>
+        <w:spacing w:after="60"/>
+        <w:ind w:left="360"/>
+      </w:pPr>
+      <w:r>
+        <w:rPr>
+          <w:rFonts w:ascii="Arial" w:cs="Arial" w:eastAsia="Arial" w:hAnsi="Arial"/>
+          <w:sz w:val="20"/>
+          <w:szCs w:val="20"/>
+        </w:rPr>
+        <w:t xml:space="preserve">• </w:t>
+      </w:r>
+      <w:r>
+        <w:rPr>
+          <w:rFonts w:ascii="Arial" w:cs="Arial" w:eastAsia="Arial" w:hAnsi="Arial"/>
+          <w:sz w:val="20"/>
+          <w:szCs w:val="20"/>
+        </w:rPr>
+        <w:t xml:space="preserve">What makes good function design</w:t>
+      </w:r>
+    </w:p>
+    <w:p>
+      <w:pPr>
+        <w:spacing w:after="60"/>
+      </w:pPr>
+      <w:r>
+        <w:rPr>
+          <w:rFonts w:ascii="Arial" w:cs="Arial" w:eastAsia="Arial" w:hAnsi="Arial"/>
+          <w:sz w:val="20"/>
+          <w:szCs w:val="20"/>
+        </w:rPr>
+        <w:t xml:space="preserve">Best Practices:</w:t>
+      </w:r>
+    </w:p>
+    <w:p>
+      <w:pPr>
+        <w:spacing w:after="60"/>
+        <w:ind w:left="360"/>
+      </w:pPr>
+      <w:r>
+        <w:rPr>
+          <w:rFonts w:ascii="Arial" w:cs="Arial" w:eastAsia="Arial" w:hAnsi="Arial"/>
+          <w:sz w:val="20"/>
+          <w:szCs w:val="20"/>
+        </w:rPr>
+        <w:t xml:space="preserve">• </w:t>
+      </w:r>
+      <w:r>
+        <w:rPr>
+          <w:rFonts w:ascii="Arial" w:cs="Arial" w:eastAsia="Arial" w:hAnsi="Arial"/>
+          <w:sz w:val="20"/>
+          <w:szCs w:val="20"/>
+        </w:rPr>
+        <w:t xml:space="preserve">Meaningful function names</w:t>
+      </w:r>
+    </w:p>
+    <w:p>
+      <w:pPr>
+        <w:spacing w:after="60"/>
+        <w:ind w:left="360"/>
+      </w:pPr>
+      <w:r>
+        <w:rPr>
+          <w:rFonts w:ascii="Arial" w:cs="Arial" w:eastAsia="Arial" w:hAnsi="Arial"/>
+          <w:sz w:val="20"/>
+          <w:szCs w:val="20"/>
+        </w:rPr>
+        <w:t xml:space="preserve">• </w:t>
+      </w:r>
+      <w:r>
+        <w:rPr>
+          <w:rFonts w:ascii="Arial" w:cs="Arial" w:eastAsia="Arial" w:hAnsi="Arial"/>
+          <w:sz w:val="20"/>
+          <w:szCs w:val="20"/>
+        </w:rPr>
+        <w:t xml:space="preserve">Appropriate use of parameters</w:t>
+      </w:r>
+    </w:p>
+    <w:p>
+      <w:pPr>
+        <w:spacing w:after="60"/>
+        <w:ind w:left="360"/>
+      </w:pPr>
+      <w:r>
+        <w:rPr>
+          <w:rFonts w:ascii="Arial" w:cs="Arial" w:eastAsia="Arial" w:hAnsi="Arial"/>
+          <w:sz w:val="20"/>
+          <w:szCs w:val="20"/>
+        </w:rPr>
+        <w:t xml:space="preserve">• </w:t>
+      </w:r>
+      <w:r>
+        <w:rPr>
+          <w:rFonts w:ascii="Arial" w:cs="Arial" w:eastAsia="Arial" w:hAnsi="Arial"/>
+          <w:sz w:val="20"/>
+          <w:szCs w:val="20"/>
+        </w:rPr>
+        <w:t xml:space="preserve">Using return values effectively</w:t>
+      </w:r>
+    </w:p>
+    <w:p>
+      <w:pPr>
+        <w:spacing w:after="60"/>
+        <w:ind w:left="360"/>
+      </w:pPr>
+      <w:r>
+        <w:rPr>
+          <w:rFonts w:ascii="Arial" w:cs="Arial" w:eastAsia="Arial" w:hAnsi="Arial"/>
+          <w:sz w:val="20"/>
+          <w:szCs w:val="20"/>
+        </w:rPr>
+        <w:t xml:space="preserve">• </w:t>
+      </w:r>
+      <w:r>
+        <w:rPr>
+          <w:rFonts w:ascii="Arial" w:cs="Arial" w:eastAsia="Arial" w:hAnsi="Arial"/>
+          <w:sz w:val="20"/>
+          <w:szCs w:val="20"/>
+        </w:rPr>
+        <w:t xml:space="preserve">Avoiding unnecessary global variables</w:t>
+      </w:r>
+    </w:p>
+    <w:p>
+      <w:pPr>
+        <w:spacing w:after="60"/>
+        <w:ind w:left="360"/>
+      </w:pPr>
+      <w:r>
+        <w:rPr>
+          <w:rFonts w:ascii="Arial" w:cs="Arial" w:eastAsia="Arial" w:hAnsi="Arial"/>
+          <w:sz w:val="20"/>
+          <w:szCs w:val="20"/>
+        </w:rPr>
+        <w:t xml:space="preserve">• </w:t>
+      </w:r>
+      <w:r>
+        <w:rPr>
+          <w:rFonts w:ascii="Arial" w:cs="Arial" w:eastAsia="Arial" w:hAnsi="Arial"/>
+          <w:sz w:val="20"/>
+          <w:szCs w:val="20"/>
+        </w:rPr>
+        <w:t xml:space="preserve">Writing docstrings</w:t>
+      </w:r>
+    </w:p>
+    <w:p>
+      <w:pPr>
+        <w:spacing w:after="60"/>
+      </w:pPr>
+      <w:r>
+        <w:rPr>
+          <w:rFonts w:ascii="Arial" w:cs="Arial" w:eastAsia="Arial" w:hAnsi="Arial"/>
+          <w:sz w:val="20"/>
+          <w:szCs w:val="20"/>
+        </w:rPr>
+        <w:t xml:space="preserve">1. Read each question carefully — Make sure you understand what's being asked</w:t>
+      </w:r>
+    </w:p>
+    <w:p>
+      <w:pPr>
+        <w:spacing w:after="60"/>
+      </w:pPr>
+      <w:r>
+        <w:rPr>
+          <w:rFonts w:ascii="Arial" w:cs="Arial" w:eastAsia="Arial" w:hAnsi="Arial"/>
+          <w:sz w:val="20"/>
+          <w:szCs w:val="20"/>
+        </w:rPr>
+        <w:t xml:space="preserve">2. Multiple choice: If unsure, eliminate obviously wrong answers</w:t>
+      </w:r>
+    </w:p>
+    <w:p>
+      <w:pPr>
+        <w:spacing w:after="60"/>
+      </w:pPr>
+      <w:r>
+        <w:rPr>
+          <w:rFonts w:ascii="Arial" w:cs="Arial" w:eastAsia="Arial" w:hAnsi="Arial"/>
+          <w:sz w:val="20"/>
+          <w:szCs w:val="20"/>
+        </w:rPr>
+        <w:t xml:space="preserve">3. Short answer: Be specific and use examples</w:t>
+      </w:r>
+    </w:p>
+    <w:p>
+      <w:pPr>
+        <w:spacing w:after="60"/>
+      </w:pPr>
+      <w:r>
+        <w:rPr>
+          <w:rFonts w:ascii="Arial" w:cs="Arial" w:eastAsia="Arial" w:hAnsi="Arial"/>
+          <w:sz w:val="20"/>
+          <w:szCs w:val="20"/>
+        </w:rPr>
+        <w:t xml:space="preserve">4. Coding:</w:t>
+      </w:r>
+    </w:p>
+    <w:p>
+      <w:pPr>
+        <w:spacing w:after="60"/>
+      </w:pPr>
+      <w:r>
+        <w:rPr>
+          <w:rFonts w:ascii="Arial" w:cs="Arial" w:eastAsia="Arial" w:hAnsi="Arial"/>
+          <w:sz w:val="20"/>
+          <w:szCs w:val="20"/>
+        </w:rPr>
+        <w:t xml:space="preserve">- Start with the easier problems</w:t>
+      </w:r>
+    </w:p>
+    <w:p>
+      <w:pPr>
+        <w:spacing w:after="60"/>
+      </w:pPr>
+      <w:r>
+        <w:rPr>
+          <w:rFonts w:ascii="Arial" w:cs="Arial" w:eastAsia="Arial" w:hAnsi="Arial"/>
+          <w:sz w:val="20"/>
+          <w:szCs w:val="20"/>
+        </w:rPr>
+        <w:t xml:space="preserve">- Test your code (imagine running it)</w:t>
+      </w:r>
+    </w:p>
+    <w:p>
+      <w:pPr>
+        <w:spacing w:after="60"/>
+      </w:pPr>
+      <w:r>
+        <w:rPr>
+          <w:rFonts w:ascii="Arial" w:cs="Arial" w:eastAsia="Arial" w:hAnsi="Arial"/>
+          <w:sz w:val="20"/>
+          <w:szCs w:val="20"/>
+        </w:rPr>
+        <w:t xml:space="preserve">- Write clean, readable code</w:t>
+      </w:r>
+    </w:p>
+    <w:p>
+      <w:pPr>
+        <w:spacing w:after="60"/>
+      </w:pPr>
+      <w:r>
+        <w:rPr>
+          <w:rFonts w:ascii="Arial" w:cs="Arial" w:eastAsia="Arial" w:hAnsi="Arial"/>
+          <w:sz w:val="20"/>
+          <w:szCs w:val="20"/>
+        </w:rPr>
+        <w:t xml:space="preserve">- Comment your code</w:t>
+      </w:r>
+    </w:p>
+    <w:p>
+      <w:pPr>
+        <w:spacing w:after="60"/>
+      </w:pPr>
+      <w:r>
+        <w:rPr>
+          <w:rFonts w:ascii="Arial" w:cs="Arial" w:eastAsia="Arial" w:hAnsi="Arial"/>
+          <w:sz w:val="20"/>
+          <w:szCs w:val="20"/>
+        </w:rPr>
+        <w:t xml:space="preserve">5. Manage time: Don't spend too long on one problem</w:t>
+      </w:r>
+    </w:p>
+    <w:p>
+      <w:pPr>
+        <w:spacing w:after="60"/>
+      </w:pPr>
+      <w:r>
+        <w:rPr>
+          <w:rFonts w:ascii="Arial" w:cs="Arial" w:eastAsia="Arial" w:hAnsi="Arial"/>
+          <w:sz w:val="20"/>
+          <w:szCs w:val="20"/>
+        </w:rPr>
+        <w:t xml:space="preserve">6. Check your work: Review before submitting</w:t>
+      </w:r>
+    </w:p>
+    <w:p>
+      <w:pPr>
+        <w:spacing w:after="60"/>
+        <w:ind w:left="360"/>
+      </w:pPr>
+      <w:r>
+        <w:rPr>
+          <w:rFonts w:ascii="Arial" w:cs="Arial" w:eastAsia="Arial" w:hAnsi="Arial"/>
+          <w:sz w:val="20"/>
+          <w:szCs w:val="20"/>
+        </w:rPr>
+        <w:t xml:space="preserve">• </w:t>
+      </w:r>
+      <w:r>
+        <w:rPr>
+          <w:rFonts w:ascii="Arial" w:cs="Arial" w:eastAsia="Arial" w:hAnsi="Arial"/>
+          <w:sz w:val="20"/>
+          <w:szCs w:val="20"/>
+        </w:rPr>
+        <w:t xml:space="preserve">Python interpreter (to test code)</w:t>
+      </w:r>
+    </w:p>
+    <w:p>
+      <w:pPr>
+        <w:spacing w:after="60"/>
+        <w:ind w:left="360"/>
+      </w:pPr>
+      <w:r>
+        <w:rPr>
+          <w:rFonts w:ascii="Arial" w:cs="Arial" w:eastAsia="Arial" w:hAnsi="Arial"/>
+          <w:sz w:val="20"/>
+          <w:szCs w:val="20"/>
+        </w:rPr>
+        <w:t xml:space="preserve">• </w:t>
+      </w:r>
+      <w:r>
+        <w:rPr>
+          <w:rFonts w:ascii="Arial" w:cs="Arial" w:eastAsia="Arial" w:hAnsi="Arial"/>
+          <w:sz w:val="20"/>
+          <w:szCs w:val="20"/>
+        </w:rPr>
+        <w:t xml:space="preserve">Notes from class (unless teacher says no)</w:t>
+      </w:r>
+    </w:p>
+    <w:p>
+      <w:pPr>
+        <w:spacing w:after="60"/>
+        <w:ind w:left="360"/>
+      </w:pPr>
+      <w:r>
+        <w:rPr>
+          <w:rFonts w:ascii="Arial" w:cs="Arial" w:eastAsia="Arial" w:hAnsi="Arial"/>
+          <w:sz w:val="20"/>
+          <w:szCs w:val="20"/>
+        </w:rPr>
+        <w:t xml:space="preserve">• </w:t>
+      </w:r>
+      <w:r>
+        <w:rPr>
+          <w:rFonts w:ascii="Arial" w:cs="Arial" w:eastAsia="Arial" w:hAnsi="Arial"/>
+          <w:sz w:val="20"/>
+          <w:szCs w:val="20"/>
+        </w:rPr>
+        <w:t xml:space="preserve">Previous examples and practice problems</w:t>
+      </w:r>
+    </w:p>
+    <w:p>
+      <w:pPr>
+        <w:spacing w:after="60"/>
+        <w:ind w:left="360"/>
+      </w:pPr>
+      <w:r>
+        <w:rPr>
+          <w:rFonts w:ascii="Arial" w:cs="Arial" w:eastAsia="Arial" w:hAnsi="Arial"/>
+          <w:sz w:val="20"/>
+          <w:szCs w:val="20"/>
+        </w:rPr>
+        <w:t xml:space="preserve">• </w:t>
+      </w:r>
+      <w:r>
+        <w:rPr>
+          <w:rFonts w:ascii="Arial" w:cs="Arial" w:eastAsia="Arial" w:hAnsi="Arial"/>
+          <w:sz w:val="20"/>
+          <w:szCs w:val="20"/>
+        </w:rPr>
+        <w:t xml:space="preserve">You can NOT use other students' code</w:t>
+      </w:r>
+    </w:p>
+    <w:p>
+      <w:pPr>
+        <w:spacing w:after="60"/>
+        <w:ind w:left="360"/>
+      </w:pPr>
+      <w:r>
+        <w:rPr>
+          <w:rFonts w:ascii="Arial" w:cs="Arial" w:eastAsia="Arial" w:hAnsi="Arial"/>
+          <w:sz w:val="20"/>
+          <w:szCs w:val="20"/>
+        </w:rPr>
+        <w:t xml:space="preserve">• </w:t>
+      </w:r>
+      <w:r>
+        <w:rPr>
+          <w:rFonts w:ascii="Arial" w:cs="Arial" w:eastAsia="Arial" w:hAnsi="Arial"/>
+          <w:sz w:val="20"/>
+          <w:szCs w:val="20"/>
+        </w:rPr>
+        <w:t xml:space="preserve">Don't look at others' work</w:t>
+      </w:r>
+    </w:p>
+    <w:p>
+      <w:pPr>
+        <w:spacing w:after="60"/>
+        <w:ind w:left="360"/>
+      </w:pPr>
+      <w:r>
+        <w:rPr>
+          <w:rFonts w:ascii="Arial" w:cs="Arial" w:eastAsia="Arial" w:hAnsi="Arial"/>
+          <w:sz w:val="20"/>
+          <w:szCs w:val="20"/>
+        </w:rPr>
+        <w:t xml:space="preserve">• </w:t>
+      </w:r>
+      <w:r>
+        <w:rPr>
+          <w:rFonts w:ascii="Arial" w:cs="Arial" w:eastAsia="Arial" w:hAnsi="Arial"/>
+          <w:sz w:val="20"/>
+          <w:szCs w:val="20"/>
+        </w:rPr>
+        <w:t xml:space="preserve">Don't share your answers</w:t>
+      </w:r>
+    </w:p>
+    <w:p>
+      <w:pPr>
+        <w:spacing w:after="60"/>
+        <w:ind w:left="360"/>
+      </w:pPr>
+      <w:r>
+        <w:rPr>
+          <w:rFonts w:ascii="Arial" w:cs="Arial" w:eastAsia="Arial" w:hAnsi="Arial"/>
+          <w:sz w:val="20"/>
+          <w:szCs w:val="20"/>
+        </w:rPr>
+        <w:t xml:space="preserve">• </w:t>
+      </w:r>
+      <w:r>
+        <w:rPr>
+          <w:rFonts w:ascii="Arial" w:cs="Arial" w:eastAsia="Arial" w:hAnsi="Arial"/>
+          <w:sz w:val="20"/>
+          <w:szCs w:val="20"/>
+        </w:rPr>
+        <w:t xml:space="preserve">Don't copy code from the internet</w:t>
+      </w:r>
+    </w:p>
+    <w:p>
+      <w:pPr>
+        <w:spacing w:after="60"/>
+        <w:ind w:left="360"/>
+      </w:pPr>
+      <w:r>
+        <w:rPr>
+          <w:rFonts w:ascii="Arial" w:cs="Arial" w:eastAsia="Arial" w:hAnsi="Arial"/>
+          <w:sz w:val="20"/>
+          <w:szCs w:val="20"/>
+        </w:rPr>
+        <w:t xml:space="preserve">• </w:t>
+      </w:r>
+      <w:r>
+        <w:rPr>
+          <w:rFonts w:ascii="Arial" w:cs="Arial" w:eastAsia="Arial" w:hAnsi="Arial"/>
+          <w:sz w:val="20"/>
+          <w:szCs w:val="20"/>
+        </w:rPr>
+        <w:t xml:space="preserve">Don't ask for answers during the assessment</w:t>
+      </w:r>
+    </w:p>
+    <w:p>
+      <w:pPr>
+        <w:spacing w:after="60"/>
+        <w:ind w:left="360"/>
+      </w:pPr>
+      <w:r>
+        <w:rPr>
+          <w:rFonts w:ascii="Arial" w:cs="Arial" w:eastAsia="Arial" w:hAnsi="Arial"/>
+          <w:sz w:val="20"/>
+          <w:szCs w:val="20"/>
+        </w:rPr>
+        <w:t xml:space="preserve">• </w:t>
+      </w:r>
+      <w:r>
+        <w:rPr>
+          <w:rFonts w:ascii="Arial" w:cs="Arial" w:eastAsia="Arial" w:hAnsi="Arial"/>
+          <w:sz w:val="20"/>
+          <w:szCs w:val="20"/>
+        </w:rPr>
+        <w:t xml:space="preserve">Your teacher will grade it</w:t>
+      </w:r>
+    </w:p>
+    <w:p>
+      <w:pPr>
+        <w:spacing w:after="60"/>
+        <w:ind w:left="360"/>
+      </w:pPr>
+      <w:r>
+        <w:rPr>
+          <w:rFonts w:ascii="Arial" w:cs="Arial" w:eastAsia="Arial" w:hAnsi="Arial"/>
+          <w:sz w:val="20"/>
+          <w:szCs w:val="20"/>
+        </w:rPr>
+        <w:t xml:space="preserve">• </w:t>
+      </w:r>
+      <w:r>
+        <w:rPr>
+          <w:rFonts w:ascii="Arial" w:cs="Arial" w:eastAsia="Arial" w:hAnsi="Arial"/>
+          <w:sz w:val="20"/>
+          <w:szCs w:val="20"/>
+        </w:rPr>
+        <w:t xml:space="preserve">You'll get feedback on what you did well and what needs improvement</w:t>
+      </w:r>
+    </w:p>
+    <w:p>
+      <w:pPr>
+        <w:spacing w:after="60"/>
+        <w:ind w:left="360"/>
+      </w:pPr>
+      <w:r>
+        <w:rPr>
+          <w:rFonts w:ascii="Arial" w:cs="Arial" w:eastAsia="Arial" w:hAnsi="Arial"/>
+          <w:sz w:val="20"/>
+          <w:szCs w:val="20"/>
+        </w:rPr>
+        <w:t xml:space="preserve">• </w:t>
+      </w:r>
+      <w:r>
+        <w:rPr>
+          <w:rFonts w:ascii="Arial" w:cs="Arial" w:eastAsia="Arial" w:hAnsi="Arial"/>
+          <w:sz w:val="20"/>
+          <w:szCs w:val="20"/>
+        </w:rPr>
+        <w:t xml:space="preserve">Day 120 will be a review day</w:t>
+      </w:r>
+    </w:p>
+    <w:p>
+      <w:pPr>
+        <w:spacing w:after="60"/>
+      </w:pPr>
+      <w:r>
+        <w:rPr>
+          <w:rFonts w:ascii="Arial" w:cs="Arial" w:eastAsia="Arial" w:hAnsi="Arial"/>
+          <w:sz w:val="20"/>
+          <w:szCs w:val="20"/>
+        </w:rPr>
+        <w:t xml:space="preserve">Focus on:</w:t>
+      </w:r>
+    </w:p>
+    <w:p>
+      <w:pPr>
+        <w:spacing w:after="60"/>
+      </w:pPr>
+      <w:r>
+        <w:rPr>
+          <w:rFonts w:ascii="Arial" w:cs="Arial" w:eastAsia="Arial" w:hAnsi="Arial"/>
+          <w:sz w:val="20"/>
+          <w:szCs w:val="20"/>
+        </w:rPr>
+        <w:t xml:space="preserve">1. Function syntax — Can you write def` lines correctly?</w:t>
+      </w:r>
+    </w:p>
+    <w:p>
+      <w:pPr>
+        <w:spacing w:after="60"/>
+      </w:pPr>
+      <w:r>
+        <w:rPr>
+          <w:rFonts w:ascii="Arial" w:cs="Arial" w:eastAsia="Arial" w:hAnsi="Arial"/>
+          <w:sz w:val="20"/>
+          <w:szCs w:val="20"/>
+        </w:rPr>
+        <w:t xml:space="preserve">2. Parameters vs. arguments — Can you tell them apart?</w:t>
+      </w:r>
+    </w:p>
+    <w:p>
+      <w:pPr>
+        <w:spacing w:after="60"/>
+      </w:pPr>
+      <w:r>
+        <w:rPr>
+          <w:rFonts w:ascii="Arial" w:cs="Arial" w:eastAsia="Arial" w:hAnsi="Arial"/>
+          <w:sz w:val="20"/>
+          <w:szCs w:val="20"/>
+        </w:rPr>
+        <w:t xml:space="preserve">3. Return values — Can you trace where values go?</w:t>
+      </w:r>
+    </w:p>
+    <w:p>
+      <w:pPr>
+        <w:spacing w:after="60"/>
+      </w:pPr>
+      <w:r>
+        <w:rPr>
+          <w:rFonts w:ascii="Arial" w:cs="Arial" w:eastAsia="Arial" w:hAnsi="Arial"/>
+          <w:sz w:val="20"/>
+          <w:szCs w:val="20"/>
+        </w:rPr>
+        <w:t xml:space="preserve">4. Scope — Can you predict what will print?</w:t>
+      </w:r>
+    </w:p>
+    <w:p>
+      <w:pPr>
+        <w:spacing w:after="60"/>
+      </w:pPr>
+      <w:r>
+        <w:rPr>
+          <w:rFonts w:ascii="Arial" w:cs="Arial" w:eastAsia="Arial" w:hAnsi="Arial"/>
+          <w:sz w:val="20"/>
+          <w:szCs w:val="20"/>
+        </w:rPr>
+        <w:t xml:space="preserve">5. Composition — Can you understand functions calling functions?</w:t>
+      </w:r>
+    </w:p>
+    <w:p>
+      <w:pPr>
+        <w:spacing w:after="60"/>
+      </w:pPr>
+      <w:r>
+        <w:rPr>
+          <w:rFonts w:ascii="Arial" w:cs="Arial" w:eastAsia="Arial" w:hAnsi="Arial"/>
+          <w:sz w:val="20"/>
+          <w:szCs w:val="20"/>
+        </w:rPr>
+        <w:t xml:space="preserve">6. Design — Can you break a problem into functions?</w:t>
+      </w:r>
+    </w:p>
+    <w:p>
+      <w:pPr>
+        <w:spacing w:after="60"/>
+      </w:pPr>
+      <w:r>
+        <w:rPr>
+          <w:rFonts w:ascii="Arial" w:cs="Arial" w:eastAsia="Arial" w:hAnsi="Arial"/>
+          <w:sz w:val="20"/>
+          <w:szCs w:val="20"/>
+        </w:rPr>
+        <w:t xml:space="preserve">If you have a few minutes, try:</w:t>
+      </w:r>
+    </w:p>
+    <w:p>
+      <w:pPr>
+        <w:spacing w:after="60"/>
+        <w:ind w:left="360"/>
+      </w:pPr>
+      <w:r>
+        <w:rPr>
+          <w:rFonts w:ascii="Arial" w:cs="Arial" w:eastAsia="Arial" w:hAnsi="Arial"/>
+          <w:sz w:val="20"/>
+          <w:szCs w:val="20"/>
+        </w:rPr>
+        <w:t xml:space="preserve">• </w:t>
+      </w:r>
+      <w:r>
+        <w:rPr>
+          <w:rFonts w:ascii="Arial" w:cs="Arial" w:eastAsia="Arial" w:hAnsi="Arial"/>
+          <w:sz w:val="20"/>
+          <w:szCs w:val="20"/>
+        </w:rPr>
+        <w:t xml:space="preserve">Writing a simple function from scratch</w:t>
+      </w:r>
+    </w:p>
+    <w:p>
+      <w:pPr>
+        <w:spacing w:after="60"/>
+        <w:ind w:left="360"/>
+      </w:pPr>
+      <w:r>
+        <w:rPr>
+          <w:rFonts w:ascii="Arial" w:cs="Arial" w:eastAsia="Arial" w:hAnsi="Arial"/>
+          <w:sz w:val="20"/>
+          <w:szCs w:val="20"/>
+        </w:rPr>
+        <w:t xml:space="preserve">• </w:t>
+      </w:r>
+      <w:r>
+        <w:rPr>
+          <w:rFonts w:ascii="Arial" w:cs="Arial" w:eastAsia="Arial" w:hAnsi="Arial"/>
+          <w:sz w:val="20"/>
+          <w:szCs w:val="20"/>
+        </w:rPr>
+        <w:t xml:space="preserve">Predicting the output of code with functions</w:t>
+      </w:r>
+    </w:p>
+    <w:p>
+      <w:pPr>
+        <w:spacing w:after="60"/>
+        <w:ind w:left="360"/>
+      </w:pPr>
+      <w:r>
+        <w:rPr>
+          <w:rFonts w:ascii="Arial" w:cs="Arial" w:eastAsia="Arial" w:hAnsi="Arial"/>
+          <w:sz w:val="20"/>
+          <w:szCs w:val="20"/>
+        </w:rPr>
+        <w:t xml:space="preserve">• </w:t>
+      </w:r>
+      <w:r>
+        <w:rPr>
+          <w:rFonts w:ascii="Arial" w:cs="Arial" w:eastAsia="Arial" w:hAnsi="Arial"/>
+          <w:sz w:val="20"/>
+          <w:szCs w:val="20"/>
+        </w:rPr>
+        <w:t xml:space="preserve">Identifying scope issues</w:t>
+      </w:r>
+    </w:p>
+    <w:p>
+      <w:pPr>
+        <w:spacing w:after="60"/>
+        <w:ind w:left="360"/>
+      </w:pPr>
+      <w:r>
+        <w:rPr>
+          <w:rFonts w:ascii="Arial" w:cs="Arial" w:eastAsia="Arial" w:hAnsi="Arial"/>
+          <w:sz w:val="20"/>
+          <w:szCs w:val="20"/>
+        </w:rPr>
+        <w:t xml:space="preserve">• </w:t>
+      </w:r>
+      <w:r>
+        <w:rPr>
+          <w:rFonts w:ascii="Arial" w:cs="Arial" w:eastAsia="Arial" w:hAnsi="Arial"/>
+          <w:sz w:val="20"/>
+          <w:szCs w:val="20"/>
+        </w:rPr>
+        <w:t xml:space="preserve">Designing a small program</w:t>
+      </w:r>
+    </w:p>
+    <w:p>
+      <w:pPr>
+        <w:spacing w:after="60"/>
+      </w:pPr>
+      <w:r>
+        <w:rPr>
+          <w:rFonts w:ascii="Arial" w:cs="Arial" w:eastAsia="Arial" w:hAnsi="Arial"/>
+          <w:sz w:val="20"/>
+          <w:szCs w:val="20"/>
+        </w:rPr>
+        <w:t xml:space="preserve">Remember: You've learned a lot this unit. Trust yourself and do your best!</w:t>
+      </w:r>
+    </w:p>
+    <w:p>
+      <w:pPr>
+        <w:spacing w:after="160"/>
       </w:pPr>
     </w:p>
     <w:p>
